--- a/python-assignment/list/my_list_question/List_Questions_Basic_to_Hard.docx
+++ b/python-assignment/list/my_list_question/List_Questions_Basic_to_Hard.docx
@@ -26,7 +26,6 @@
         <w:tblCellMar>
           <w:top w:w="122" w:type="dxa"/>
           <w:left w:w="80" w:type="dxa"/>
-          <w:bottom w:w="0" w:type="dxa"/>
           <w:right w:w="102" w:type="dxa"/>
         </w:tblCellMar>
         <w:tblLook w:val="04A0" w:firstRow="1" w:lastRow="0" w:firstColumn="1" w:lastColumn="0" w:noHBand="0" w:noVBand="1"/>
@@ -54,7 +53,6 @@
           </w:tcPr>
           <w:p>
             <w:pPr>
-              <w:spacing w:after="0"/>
               <w:ind w:left="22"/>
               <w:jc w:val="both"/>
             </w:pPr>
@@ -80,9 +78,6 @@
             <w:shd w:val="clear" w:color="auto" w:fill="D3D3D3"/>
           </w:tcPr>
           <w:p>
-            <w:pPr>
-              <w:spacing w:after="0"/>
-            </w:pPr>
             <w:r>
               <w:rPr>
                 <w:rFonts w:ascii="Arial" w:eastAsia="Arial" w:hAnsi="Arial" w:cs="Arial"/>
@@ -105,9 +100,6 @@
             <w:shd w:val="clear" w:color="auto" w:fill="D3D3D3"/>
           </w:tcPr>
           <w:p>
-            <w:pPr>
-              <w:spacing w:after="0"/>
-            </w:pPr>
             <w:r>
               <w:rPr>
                 <w:rFonts w:ascii="Arial" w:eastAsia="Arial" w:hAnsi="Arial" w:cs="Arial"/>
@@ -130,9 +122,6 @@
             <w:shd w:val="clear" w:color="auto" w:fill="D3D3D3"/>
           </w:tcPr>
           <w:p>
-            <w:pPr>
-              <w:spacing w:after="0"/>
-            </w:pPr>
             <w:r>
               <w:rPr>
                 <w:rFonts w:ascii="Arial" w:eastAsia="Arial" w:hAnsi="Arial" w:cs="Arial"/>
@@ -160,7 +149,6 @@
           </w:tcPr>
           <w:p>
             <w:pPr>
-              <w:spacing w:after="0"/>
               <w:rPr>
                 <w:highlight w:val="cyan"/>
               </w:rPr>
@@ -187,7 +175,6 @@
           </w:tcPr>
           <w:p>
             <w:pPr>
-              <w:spacing w:after="0"/>
               <w:rPr>
                 <w:highlight w:val="cyan"/>
               </w:rPr>
@@ -214,7 +201,6 @@
           </w:tcPr>
           <w:p>
             <w:pPr>
-              <w:spacing w:after="0"/>
               <w:rPr>
                 <w:highlight w:val="cyan"/>
               </w:rPr>
@@ -241,7 +227,6 @@
           </w:tcPr>
           <w:p>
             <w:pPr>
-              <w:spacing w:after="0"/>
               <w:rPr>
                 <w:highlight w:val="cyan"/>
               </w:rPr>
@@ -273,7 +258,6 @@
           </w:tcPr>
           <w:p>
             <w:pPr>
-              <w:spacing w:after="0"/>
               <w:rPr>
                 <w:highlight w:val="cyan"/>
               </w:rPr>
@@ -300,7 +284,6 @@
           </w:tcPr>
           <w:p>
             <w:pPr>
-              <w:spacing w:after="0"/>
               <w:rPr>
                 <w:highlight w:val="cyan"/>
               </w:rPr>
@@ -327,7 +310,6 @@
           </w:tcPr>
           <w:p>
             <w:pPr>
-              <w:spacing w:after="0"/>
               <w:rPr>
                 <w:highlight w:val="cyan"/>
               </w:rPr>
@@ -354,7 +336,6 @@
           </w:tcPr>
           <w:p>
             <w:pPr>
-              <w:spacing w:after="0"/>
               <w:rPr>
                 <w:highlight w:val="cyan"/>
               </w:rPr>
@@ -386,7 +367,6 @@
           </w:tcPr>
           <w:p>
             <w:pPr>
-              <w:spacing w:after="0"/>
               <w:rPr>
                 <w:highlight w:val="cyan"/>
               </w:rPr>
@@ -413,7 +393,6 @@
           </w:tcPr>
           <w:p>
             <w:pPr>
-              <w:spacing w:after="0"/>
               <w:rPr>
                 <w:highlight w:val="cyan"/>
               </w:rPr>
@@ -440,7 +419,6 @@
           </w:tcPr>
           <w:p>
             <w:pPr>
-              <w:spacing w:after="0"/>
               <w:rPr>
                 <w:highlight w:val="cyan"/>
               </w:rPr>
@@ -467,7 +445,6 @@
           </w:tcPr>
           <w:p>
             <w:pPr>
-              <w:spacing w:after="0"/>
               <w:rPr>
                 <w:highlight w:val="cyan"/>
               </w:rPr>
@@ -499,7 +476,6 @@
           </w:tcPr>
           <w:p>
             <w:pPr>
-              <w:spacing w:after="0"/>
               <w:rPr>
                 <w:highlight w:val="cyan"/>
               </w:rPr>
@@ -526,7 +502,6 @@
           </w:tcPr>
           <w:p>
             <w:pPr>
-              <w:spacing w:after="0"/>
               <w:rPr>
                 <w:highlight w:val="cyan"/>
               </w:rPr>
@@ -553,7 +528,6 @@
           </w:tcPr>
           <w:p>
             <w:pPr>
-              <w:spacing w:after="0"/>
               <w:rPr>
                 <w:highlight w:val="cyan"/>
               </w:rPr>
@@ -580,7 +554,6 @@
           </w:tcPr>
           <w:p>
             <w:pPr>
-              <w:spacing w:after="0"/>
               <w:rPr>
                 <w:highlight w:val="cyan"/>
               </w:rPr>
@@ -612,7 +585,6 @@
           </w:tcPr>
           <w:p>
             <w:pPr>
-              <w:spacing w:after="0"/>
               <w:rPr>
                 <w:highlight w:val="cyan"/>
               </w:rPr>
@@ -639,7 +611,6 @@
           </w:tcPr>
           <w:p>
             <w:pPr>
-              <w:spacing w:after="0"/>
               <w:rPr>
                 <w:highlight w:val="cyan"/>
               </w:rPr>
@@ -666,7 +637,6 @@
           </w:tcPr>
           <w:p>
             <w:pPr>
-              <w:spacing w:after="0"/>
               <w:rPr>
                 <w:highlight w:val="cyan"/>
               </w:rPr>
@@ -693,7 +663,6 @@
           </w:tcPr>
           <w:p>
             <w:pPr>
-              <w:spacing w:after="0"/>
               <w:rPr>
                 <w:highlight w:val="cyan"/>
               </w:rPr>
@@ -725,7 +694,6 @@
           </w:tcPr>
           <w:p>
             <w:pPr>
-              <w:spacing w:after="0"/>
               <w:rPr>
                 <w:highlight w:val="cyan"/>
               </w:rPr>
@@ -752,7 +720,6 @@
           </w:tcPr>
           <w:p>
             <w:pPr>
-              <w:spacing w:after="0"/>
               <w:rPr>
                 <w:highlight w:val="cyan"/>
               </w:rPr>
@@ -779,7 +746,6 @@
           </w:tcPr>
           <w:p>
             <w:pPr>
-              <w:spacing w:after="0"/>
               <w:rPr>
                 <w:highlight w:val="cyan"/>
               </w:rPr>
@@ -806,7 +772,6 @@
           </w:tcPr>
           <w:p>
             <w:pPr>
-              <w:spacing w:after="0"/>
               <w:rPr>
                 <w:highlight w:val="cyan"/>
               </w:rPr>
@@ -838,7 +803,6 @@
           </w:tcPr>
           <w:p>
             <w:pPr>
-              <w:spacing w:after="0"/>
               <w:rPr>
                 <w:highlight w:val="cyan"/>
               </w:rPr>
@@ -866,7 +830,6 @@
           </w:tcPr>
           <w:p>
             <w:pPr>
-              <w:spacing w:after="0"/>
               <w:rPr>
                 <w:highlight w:val="cyan"/>
               </w:rPr>
@@ -893,7 +856,6 @@
           </w:tcPr>
           <w:p>
             <w:pPr>
-              <w:spacing w:after="0"/>
               <w:rPr>
                 <w:highlight w:val="cyan"/>
               </w:rPr>
@@ -920,7 +882,6 @@
           </w:tcPr>
           <w:p>
             <w:pPr>
-              <w:spacing w:after="0"/>
               <w:rPr>
                 <w:highlight w:val="cyan"/>
               </w:rPr>
@@ -952,7 +913,6 @@
           </w:tcPr>
           <w:p>
             <w:pPr>
-              <w:spacing w:after="0"/>
               <w:rPr>
                 <w:highlight w:val="cyan"/>
               </w:rPr>
@@ -979,7 +939,6 @@
           </w:tcPr>
           <w:p>
             <w:pPr>
-              <w:spacing w:after="0"/>
               <w:rPr>
                 <w:highlight w:val="cyan"/>
               </w:rPr>
@@ -1006,7 +965,6 @@
           </w:tcPr>
           <w:p>
             <w:pPr>
-              <w:spacing w:after="0"/>
               <w:rPr>
                 <w:highlight w:val="cyan"/>
               </w:rPr>
@@ -1033,7 +991,6 @@
           </w:tcPr>
           <w:p>
             <w:pPr>
-              <w:spacing w:after="0"/>
               <w:rPr>
                 <w:highlight w:val="cyan"/>
               </w:rPr>
@@ -1065,7 +1022,6 @@
           </w:tcPr>
           <w:p>
             <w:pPr>
-              <w:spacing w:after="0"/>
               <w:rPr>
                 <w:highlight w:val="cyan"/>
               </w:rPr>
@@ -1092,7 +1048,6 @@
           </w:tcPr>
           <w:p>
             <w:pPr>
-              <w:spacing w:after="0"/>
               <w:rPr>
                 <w:highlight w:val="cyan"/>
               </w:rPr>
@@ -1119,7 +1074,6 @@
           </w:tcPr>
           <w:p>
             <w:pPr>
-              <w:spacing w:after="0"/>
               <w:rPr>
                 <w:highlight w:val="cyan"/>
               </w:rPr>
@@ -1146,7 +1100,6 @@
           </w:tcPr>
           <w:p>
             <w:pPr>
-              <w:spacing w:after="0"/>
               <w:rPr>
                 <w:highlight w:val="cyan"/>
               </w:rPr>
@@ -1178,7 +1131,6 @@
           </w:tcPr>
           <w:p>
             <w:pPr>
-              <w:spacing w:after="0"/>
               <w:rPr>
                 <w:highlight w:val="cyan"/>
               </w:rPr>
@@ -1205,7 +1157,6 @@
           </w:tcPr>
           <w:p>
             <w:pPr>
-              <w:spacing w:after="0"/>
               <w:rPr>
                 <w:highlight w:val="cyan"/>
               </w:rPr>
@@ -1232,7 +1183,6 @@
           </w:tcPr>
           <w:p>
             <w:pPr>
-              <w:spacing w:after="0"/>
               <w:rPr>
                 <w:highlight w:val="cyan"/>
               </w:rPr>
@@ -1259,7 +1209,6 @@
           </w:tcPr>
           <w:p>
             <w:pPr>
-              <w:spacing w:after="0"/>
               <w:rPr>
                 <w:highlight w:val="cyan"/>
               </w:rPr>
@@ -1297,7 +1246,6 @@
         <w:tblCellMar>
           <w:top w:w="114" w:type="dxa"/>
           <w:left w:w="120" w:type="dxa"/>
-          <w:bottom w:w="0" w:type="dxa"/>
           <w:right w:w="115" w:type="dxa"/>
         </w:tblCellMar>
         <w:tblLook w:val="04A0" w:firstRow="1" w:lastRow="0" w:firstColumn="1" w:lastColumn="0" w:noHBand="0" w:noVBand="1"/>
@@ -1322,9 +1270,6 @@
             <w:shd w:val="clear" w:color="auto" w:fill="D3D3D3"/>
           </w:tcPr>
           <w:p>
-            <w:pPr>
-              <w:spacing w:after="0"/>
-            </w:pPr>
             <w:r>
               <w:rPr>
                 <w:rFonts w:ascii="Arial" w:eastAsia="Arial" w:hAnsi="Arial" w:cs="Arial"/>
@@ -1347,9 +1292,6 @@
             <w:shd w:val="clear" w:color="auto" w:fill="D3D3D3"/>
           </w:tcPr>
           <w:p>
-            <w:pPr>
-              <w:spacing w:after="0"/>
-            </w:pPr>
             <w:r>
               <w:rPr>
                 <w:rFonts w:ascii="Arial" w:eastAsia="Arial" w:hAnsi="Arial" w:cs="Arial"/>
@@ -1376,9 +1318,6 @@
             </w:tcBorders>
           </w:tcPr>
           <w:p>
-            <w:pPr>
-              <w:spacing w:after="0"/>
-            </w:pPr>
             <w:r>
               <w:rPr>
                 <w:rFonts w:ascii="Arial" w:eastAsia="Arial" w:hAnsi="Arial" w:cs="Arial"/>
@@ -1400,7 +1339,6 @@
           </w:tcPr>
           <w:p>
             <w:pPr>
-              <w:spacing w:after="0"/>
               <w:ind w:right="5"/>
               <w:jc w:val="center"/>
             </w:pPr>
@@ -1429,9 +1367,6 @@
             </w:tcBorders>
           </w:tcPr>
           <w:p>
-            <w:pPr>
-              <w:spacing w:after="0"/>
-            </w:pPr>
             <w:r>
               <w:rPr>
                 <w:rFonts w:ascii="Arial" w:eastAsia="Arial" w:hAnsi="Arial" w:cs="Arial"/>
@@ -1467,7 +1402,6 @@
           </w:tcPr>
           <w:p>
             <w:pPr>
-              <w:spacing w:after="0"/>
               <w:ind w:right="5"/>
               <w:jc w:val="center"/>
             </w:pPr>
@@ -1496,9 +1430,6 @@
             </w:tcBorders>
           </w:tcPr>
           <w:p>
-            <w:pPr>
-              <w:spacing w:after="0"/>
-            </w:pPr>
             <w:r>
               <w:rPr>
                 <w:rFonts w:ascii="Arial" w:eastAsia="Arial" w:hAnsi="Arial" w:cs="Arial"/>
@@ -1520,7 +1451,6 @@
           </w:tcPr>
           <w:p>
             <w:pPr>
-              <w:spacing w:after="0"/>
               <w:ind w:right="5"/>
               <w:jc w:val="center"/>
             </w:pPr>
@@ -1549,9 +1479,6 @@
             </w:tcBorders>
           </w:tcPr>
           <w:p>
-            <w:pPr>
-              <w:spacing w:after="0"/>
-            </w:pPr>
             <w:r>
               <w:rPr>
                 <w:rFonts w:ascii="Arial" w:eastAsia="Arial" w:hAnsi="Arial" w:cs="Arial"/>
@@ -1573,7 +1500,6 @@
           </w:tcPr>
           <w:p>
             <w:pPr>
-              <w:spacing w:after="0"/>
               <w:ind w:right="5"/>
               <w:jc w:val="center"/>
             </w:pPr>
@@ -1602,9 +1528,6 @@
             </w:tcBorders>
           </w:tcPr>
           <w:p>
-            <w:pPr>
-              <w:spacing w:after="0"/>
-            </w:pPr>
             <w:r>
               <w:rPr>
                 <w:rFonts w:ascii="Arial" w:eastAsia="Arial" w:hAnsi="Arial" w:cs="Arial"/>
@@ -1626,7 +1549,6 @@
           </w:tcPr>
           <w:p>
             <w:pPr>
-              <w:spacing w:after="0"/>
               <w:ind w:right="5"/>
               <w:jc w:val="center"/>
             </w:pPr>
@@ -1696,7 +1618,6 @@
         <w:tblCellMar>
           <w:top w:w="122" w:type="dxa"/>
           <w:left w:w="80" w:type="dxa"/>
-          <w:bottom w:w="0" w:type="dxa"/>
           <w:right w:w="102" w:type="dxa"/>
         </w:tblCellMar>
         <w:tblLook w:val="04A0" w:firstRow="1" w:lastRow="0" w:firstColumn="1" w:lastColumn="0" w:noHBand="0" w:noVBand="1"/>
@@ -1724,7 +1645,6 @@
           </w:tcPr>
           <w:p>
             <w:pPr>
-              <w:spacing w:after="0"/>
               <w:ind w:left="22"/>
               <w:jc w:val="both"/>
             </w:pPr>
@@ -1750,9 +1670,6 @@
             <w:shd w:val="clear" w:color="auto" w:fill="D3D3D3"/>
           </w:tcPr>
           <w:p>
-            <w:pPr>
-              <w:spacing w:after="0"/>
-            </w:pPr>
             <w:r>
               <w:rPr>
                 <w:rFonts w:ascii="Arial" w:eastAsia="Arial" w:hAnsi="Arial" w:cs="Arial"/>
@@ -1775,9 +1692,6 @@
             <w:shd w:val="clear" w:color="auto" w:fill="D3D3D3"/>
           </w:tcPr>
           <w:p>
-            <w:pPr>
-              <w:spacing w:after="0"/>
-            </w:pPr>
             <w:r>
               <w:rPr>
                 <w:rFonts w:ascii="Arial" w:eastAsia="Arial" w:hAnsi="Arial" w:cs="Arial"/>
@@ -1800,9 +1714,6 @@
             <w:shd w:val="clear" w:color="auto" w:fill="D3D3D3"/>
           </w:tcPr>
           <w:p>
-            <w:pPr>
-              <w:spacing w:after="0"/>
-            </w:pPr>
             <w:r>
               <w:rPr>
                 <w:rFonts w:ascii="Arial" w:eastAsia="Arial" w:hAnsi="Arial" w:cs="Arial"/>
@@ -1830,7 +1741,6 @@
           </w:tcPr>
           <w:p>
             <w:pPr>
-              <w:spacing w:after="0"/>
               <w:rPr>
                 <w:highlight w:val="cyan"/>
               </w:rPr>
@@ -1857,7 +1767,6 @@
           </w:tcPr>
           <w:p>
             <w:pPr>
-              <w:spacing w:after="0"/>
               <w:rPr>
                 <w:highlight w:val="cyan"/>
               </w:rPr>
@@ -1884,7 +1793,6 @@
           </w:tcPr>
           <w:p>
             <w:pPr>
-              <w:spacing w:after="0"/>
               <w:rPr>
                 <w:highlight w:val="cyan"/>
               </w:rPr>
@@ -1911,7 +1819,6 @@
           </w:tcPr>
           <w:p>
             <w:pPr>
-              <w:spacing w:after="0"/>
               <w:rPr>
                 <w:highlight w:val="cyan"/>
               </w:rPr>
@@ -1943,7 +1850,6 @@
           </w:tcPr>
           <w:p>
             <w:pPr>
-              <w:spacing w:after="0"/>
               <w:rPr>
                 <w:highlight w:val="cyan"/>
               </w:rPr>
@@ -1970,7 +1876,6 @@
           </w:tcPr>
           <w:p>
             <w:pPr>
-              <w:spacing w:after="0"/>
               <w:rPr>
                 <w:highlight w:val="cyan"/>
               </w:rPr>
@@ -1997,7 +1902,6 @@
           </w:tcPr>
           <w:p>
             <w:pPr>
-              <w:spacing w:after="0"/>
               <w:rPr>
                 <w:highlight w:val="cyan"/>
               </w:rPr>
@@ -2024,7 +1928,6 @@
           </w:tcPr>
           <w:p>
             <w:pPr>
-              <w:spacing w:after="0"/>
               <w:rPr>
                 <w:highlight w:val="cyan"/>
               </w:rPr>
@@ -2056,7 +1959,6 @@
           </w:tcPr>
           <w:p>
             <w:pPr>
-              <w:spacing w:after="0"/>
               <w:rPr>
                 <w:highlight w:val="cyan"/>
               </w:rPr>
@@ -2083,7 +1985,6 @@
           </w:tcPr>
           <w:p>
             <w:pPr>
-              <w:spacing w:after="0"/>
               <w:rPr>
                 <w:highlight w:val="cyan"/>
               </w:rPr>
@@ -2110,7 +2011,6 @@
           </w:tcPr>
           <w:p>
             <w:pPr>
-              <w:spacing w:after="0"/>
               <w:rPr>
                 <w:highlight w:val="cyan"/>
               </w:rPr>
@@ -2137,7 +2037,6 @@
           </w:tcPr>
           <w:p>
             <w:pPr>
-              <w:spacing w:after="0"/>
               <w:rPr>
                 <w:highlight w:val="cyan"/>
               </w:rPr>
@@ -2169,7 +2068,6 @@
           </w:tcPr>
           <w:p>
             <w:pPr>
-              <w:spacing w:after="0"/>
               <w:rPr>
                 <w:highlight w:val="cyan"/>
               </w:rPr>
@@ -2196,7 +2094,6 @@
           </w:tcPr>
           <w:p>
             <w:pPr>
-              <w:spacing w:after="0"/>
               <w:rPr>
                 <w:highlight w:val="cyan"/>
               </w:rPr>
@@ -2223,7 +2120,6 @@
           </w:tcPr>
           <w:p>
             <w:pPr>
-              <w:spacing w:after="0"/>
               <w:rPr>
                 <w:highlight w:val="cyan"/>
               </w:rPr>
@@ -2250,7 +2146,6 @@
           </w:tcPr>
           <w:p>
             <w:pPr>
-              <w:spacing w:after="0"/>
               <w:rPr>
                 <w:highlight w:val="cyan"/>
               </w:rPr>
@@ -2282,12 +2177,15 @@
           </w:tcPr>
           <w:p>
             <w:pPr>
-              <w:spacing w:after="0"/>
-            </w:pPr>
-            <w:r>
-              <w:rPr>
-                <w:rFonts w:ascii="Arial" w:eastAsia="Arial" w:hAnsi="Arial" w:cs="Arial"/>
-                <w:sz w:val="15"/>
+              <w:rPr>
+                <w:highlight w:val="cyan"/>
+              </w:rPr>
+            </w:pPr>
+            <w:r>
+              <w:rPr>
+                <w:rFonts w:ascii="Arial" w:eastAsia="Arial" w:hAnsi="Arial" w:cs="Arial"/>
+                <w:sz w:val="15"/>
+                <w:highlight w:val="cyan"/>
               </w:rPr>
               <w:t>15</w:t>
             </w:r>
@@ -2305,12 +2203,15 @@
           </w:tcPr>
           <w:p>
             <w:pPr>
-              <w:spacing w:after="0"/>
-            </w:pPr>
-            <w:r>
-              <w:rPr>
-                <w:rFonts w:ascii="Arial" w:eastAsia="Arial" w:hAnsi="Arial" w:cs="Arial"/>
-                <w:sz w:val="15"/>
+              <w:rPr>
+                <w:highlight w:val="cyan"/>
+              </w:rPr>
+            </w:pPr>
+            <w:r>
+              <w:rPr>
+                <w:rFonts w:ascii="Arial" w:eastAsia="Arial" w:hAnsi="Arial" w:cs="Arial"/>
+                <w:sz w:val="15"/>
+                <w:highlight w:val="cyan"/>
               </w:rPr>
               <w:t>Check whether a value exists in a list.</w:t>
             </w:r>
@@ -2328,12 +2229,15 @@
           </w:tcPr>
           <w:p>
             <w:pPr>
-              <w:spacing w:after="0"/>
-            </w:pPr>
-            <w:r>
-              <w:rPr>
-                <w:rFonts w:ascii="Arial" w:eastAsia="Arial" w:hAnsi="Arial" w:cs="Arial"/>
-                <w:sz w:val="15"/>
+              <w:rPr>
+                <w:highlight w:val="cyan"/>
+              </w:rPr>
+            </w:pPr>
+            <w:r>
+              <w:rPr>
+                <w:rFonts w:ascii="Arial" w:eastAsia="Arial" w:hAnsi="Arial" w:cs="Arial"/>
+                <w:sz w:val="15"/>
+                <w:highlight w:val="cyan"/>
               </w:rPr>
               <w:t>[3, 7, 9, 12], search 9</w:t>
             </w:r>
@@ -2351,17 +2255,18 @@
           </w:tcPr>
           <w:p>
             <w:pPr>
-              <w:spacing w:after="0"/>
-            </w:pPr>
-            <w:r>
-              <w:rPr>
-                <w:rFonts w:ascii="Arial" w:eastAsia="Arial" w:hAnsi="Arial" w:cs="Arial"/>
-                <w:sz w:val="15"/>
+              <w:rPr>
+                <w:highlight w:val="cyan"/>
+              </w:rPr>
+            </w:pPr>
+            <w:r>
+              <w:rPr>
+                <w:rFonts w:ascii="Arial" w:eastAsia="Arial" w:hAnsi="Arial" w:cs="Arial"/>
+                <w:sz w:val="15"/>
+                <w:highlight w:val="cyan"/>
               </w:rPr>
               <w:t>True</w:t>
             </w:r>
-            <w:bookmarkStart w:id="0" w:name="_GoBack"/>
-            <w:bookmarkEnd w:id="0"/>
           </w:p>
         </w:tc>
       </w:tr>
@@ -2381,12 +2286,15 @@
           </w:tcPr>
           <w:p>
             <w:pPr>
-              <w:spacing w:after="0"/>
-            </w:pPr>
-            <w:r>
-              <w:rPr>
-                <w:rFonts w:ascii="Arial" w:eastAsia="Arial" w:hAnsi="Arial" w:cs="Arial"/>
-                <w:sz w:val="15"/>
+              <w:rPr>
+                <w:highlight w:val="cyan"/>
+              </w:rPr>
+            </w:pPr>
+            <w:r>
+              <w:rPr>
+                <w:rFonts w:ascii="Arial" w:eastAsia="Arial" w:hAnsi="Arial" w:cs="Arial"/>
+                <w:sz w:val="15"/>
+                <w:highlight w:val="cyan"/>
               </w:rPr>
               <w:t>16</w:t>
             </w:r>
@@ -2404,12 +2312,15 @@
           </w:tcPr>
           <w:p>
             <w:pPr>
-              <w:spacing w:after="0"/>
-            </w:pPr>
-            <w:r>
-              <w:rPr>
-                <w:rFonts w:ascii="Arial" w:eastAsia="Arial" w:hAnsi="Arial" w:cs="Arial"/>
-                <w:sz w:val="15"/>
+              <w:rPr>
+                <w:highlight w:val="cyan"/>
+              </w:rPr>
+            </w:pPr>
+            <w:r>
+              <w:rPr>
+                <w:rFonts w:ascii="Arial" w:eastAsia="Arial" w:hAnsi="Arial" w:cs="Arial"/>
+                <w:sz w:val="15"/>
+                <w:highlight w:val="cyan"/>
               </w:rPr>
               <w:t>Sort a list in ascending order.</w:t>
             </w:r>
@@ -2427,12 +2338,15 @@
           </w:tcPr>
           <w:p>
             <w:pPr>
-              <w:spacing w:after="0"/>
-            </w:pPr>
-            <w:r>
-              <w:rPr>
-                <w:rFonts w:ascii="Arial" w:eastAsia="Arial" w:hAnsi="Arial" w:cs="Arial"/>
-                <w:sz w:val="15"/>
+              <w:rPr>
+                <w:highlight w:val="cyan"/>
+              </w:rPr>
+            </w:pPr>
+            <w:r>
+              <w:rPr>
+                <w:rFonts w:ascii="Arial" w:eastAsia="Arial" w:hAnsi="Arial" w:cs="Arial"/>
+                <w:sz w:val="15"/>
+                <w:highlight w:val="cyan"/>
               </w:rPr>
               <w:t>[5, 1, 4, 2, 3]</w:t>
             </w:r>
@@ -2450,12 +2364,15 @@
           </w:tcPr>
           <w:p>
             <w:pPr>
-              <w:spacing w:after="0"/>
-            </w:pPr>
-            <w:r>
-              <w:rPr>
-                <w:rFonts w:ascii="Arial" w:eastAsia="Arial" w:hAnsi="Arial" w:cs="Arial"/>
-                <w:sz w:val="15"/>
+              <w:rPr>
+                <w:highlight w:val="cyan"/>
+              </w:rPr>
+            </w:pPr>
+            <w:r>
+              <w:rPr>
+                <w:rFonts w:ascii="Arial" w:eastAsia="Arial" w:hAnsi="Arial" w:cs="Arial"/>
+                <w:sz w:val="15"/>
+                <w:highlight w:val="cyan"/>
               </w:rPr>
               <w:t>[1, 2, 3, 4, 5]</w:t>
             </w:r>
@@ -2478,12 +2395,15 @@
           </w:tcPr>
           <w:p>
             <w:pPr>
-              <w:spacing w:after="0"/>
-            </w:pPr>
-            <w:r>
-              <w:rPr>
-                <w:rFonts w:ascii="Arial" w:eastAsia="Arial" w:hAnsi="Arial" w:cs="Arial"/>
-                <w:sz w:val="15"/>
+              <w:rPr>
+                <w:highlight w:val="cyan"/>
+              </w:rPr>
+            </w:pPr>
+            <w:r>
+              <w:rPr>
+                <w:rFonts w:ascii="Arial" w:eastAsia="Arial" w:hAnsi="Arial" w:cs="Arial"/>
+                <w:sz w:val="15"/>
+                <w:highlight w:val="cyan"/>
               </w:rPr>
               <w:t>17</w:t>
             </w:r>
@@ -2501,12 +2421,15 @@
           </w:tcPr>
           <w:p>
             <w:pPr>
-              <w:spacing w:after="0"/>
-            </w:pPr>
-            <w:r>
-              <w:rPr>
-                <w:rFonts w:ascii="Arial" w:eastAsia="Arial" w:hAnsi="Arial" w:cs="Arial"/>
-                <w:sz w:val="15"/>
+              <w:rPr>
+                <w:highlight w:val="cyan"/>
+              </w:rPr>
+            </w:pPr>
+            <w:r>
+              <w:rPr>
+                <w:rFonts w:ascii="Arial" w:eastAsia="Arial" w:hAnsi="Arial" w:cs="Arial"/>
+                <w:sz w:val="15"/>
+                <w:highlight w:val="cyan"/>
               </w:rPr>
               <w:t>Sort a list in descending order.</w:t>
             </w:r>
@@ -2524,12 +2447,15 @@
           </w:tcPr>
           <w:p>
             <w:pPr>
-              <w:spacing w:after="0"/>
-            </w:pPr>
-            <w:r>
-              <w:rPr>
-                <w:rFonts w:ascii="Arial" w:eastAsia="Arial" w:hAnsi="Arial" w:cs="Arial"/>
-                <w:sz w:val="15"/>
+              <w:rPr>
+                <w:highlight w:val="cyan"/>
+              </w:rPr>
+            </w:pPr>
+            <w:r>
+              <w:rPr>
+                <w:rFonts w:ascii="Arial" w:eastAsia="Arial" w:hAnsi="Arial" w:cs="Arial"/>
+                <w:sz w:val="15"/>
+                <w:highlight w:val="cyan"/>
               </w:rPr>
               <w:t>[5, 1, 4, 2, 3]</w:t>
             </w:r>
@@ -2547,12 +2473,15 @@
           </w:tcPr>
           <w:p>
             <w:pPr>
-              <w:spacing w:after="0"/>
-            </w:pPr>
-            <w:r>
-              <w:rPr>
-                <w:rFonts w:ascii="Arial" w:eastAsia="Arial" w:hAnsi="Arial" w:cs="Arial"/>
-                <w:sz w:val="15"/>
+              <w:rPr>
+                <w:highlight w:val="cyan"/>
+              </w:rPr>
+            </w:pPr>
+            <w:r>
+              <w:rPr>
+                <w:rFonts w:ascii="Arial" w:eastAsia="Arial" w:hAnsi="Arial" w:cs="Arial"/>
+                <w:sz w:val="15"/>
+                <w:highlight w:val="cyan"/>
               </w:rPr>
               <w:t>[5, 4, 3, 2, 1]</w:t>
             </w:r>
@@ -2574,9 +2503,6 @@
             </w:tcBorders>
           </w:tcPr>
           <w:p>
-            <w:pPr>
-              <w:spacing w:after="0"/>
-            </w:pPr>
             <w:r>
               <w:rPr>
                 <w:rFonts w:ascii="Arial" w:eastAsia="Arial" w:hAnsi="Arial" w:cs="Arial"/>
@@ -2597,9 +2523,6 @@
             </w:tcBorders>
           </w:tcPr>
           <w:p>
-            <w:pPr>
-              <w:spacing w:after="0"/>
-            </w:pPr>
             <w:r>
               <w:rPr>
                 <w:rFonts w:ascii="Arial" w:eastAsia="Arial" w:hAnsi="Arial" w:cs="Arial"/>
@@ -2620,9 +2543,6 @@
             </w:tcBorders>
           </w:tcPr>
           <w:p>
-            <w:pPr>
-              <w:spacing w:after="0"/>
-            </w:pPr>
             <w:r>
               <w:rPr>
                 <w:rFonts w:ascii="Arial" w:eastAsia="Arial" w:hAnsi="Arial" w:cs="Arial"/>
@@ -2643,9 +2563,6 @@
             </w:tcBorders>
           </w:tcPr>
           <w:p>
-            <w:pPr>
-              <w:spacing w:after="0"/>
-            </w:pPr>
             <w:r>
               <w:rPr>
                 <w:rFonts w:ascii="Arial" w:eastAsia="Arial" w:hAnsi="Arial" w:cs="Arial"/>
@@ -2672,12 +2589,15 @@
           </w:tcPr>
           <w:p>
             <w:pPr>
-              <w:spacing w:after="0"/>
-            </w:pPr>
-            <w:r>
-              <w:rPr>
-                <w:rFonts w:ascii="Arial" w:eastAsia="Arial" w:hAnsi="Arial" w:cs="Arial"/>
-                <w:sz w:val="15"/>
+              <w:rPr>
+                <w:highlight w:val="cyan"/>
+              </w:rPr>
+            </w:pPr>
+            <w:r>
+              <w:rPr>
+                <w:rFonts w:ascii="Arial" w:eastAsia="Arial" w:hAnsi="Arial" w:cs="Arial"/>
+                <w:sz w:val="15"/>
+                <w:highlight w:val="cyan"/>
               </w:rPr>
               <w:t>19</w:t>
             </w:r>
@@ -2695,12 +2615,15 @@
           </w:tcPr>
           <w:p>
             <w:pPr>
-              <w:spacing w:after="0"/>
-            </w:pPr>
-            <w:r>
-              <w:rPr>
-                <w:rFonts w:ascii="Arial" w:eastAsia="Arial" w:hAnsi="Arial" w:cs="Arial"/>
-                <w:sz w:val="15"/>
+              <w:rPr>
+                <w:highlight w:val="cyan"/>
+              </w:rPr>
+            </w:pPr>
+            <w:r>
+              <w:rPr>
+                <w:rFonts w:ascii="Arial" w:eastAsia="Arial" w:hAnsi="Arial" w:cs="Arial"/>
+                <w:sz w:val="15"/>
+                <w:highlight w:val="cyan"/>
               </w:rPr>
               <w:t>Join two lists.</w:t>
             </w:r>
@@ -2718,12 +2641,15 @@
           </w:tcPr>
           <w:p>
             <w:pPr>
-              <w:spacing w:after="0"/>
-            </w:pPr>
-            <w:r>
-              <w:rPr>
-                <w:rFonts w:ascii="Arial" w:eastAsia="Arial" w:hAnsi="Arial" w:cs="Arial"/>
-                <w:sz w:val="15"/>
+              <w:rPr>
+                <w:highlight w:val="cyan"/>
+              </w:rPr>
+            </w:pPr>
+            <w:r>
+              <w:rPr>
+                <w:rFonts w:ascii="Arial" w:eastAsia="Arial" w:hAnsi="Arial" w:cs="Arial"/>
+                <w:sz w:val="15"/>
+                <w:highlight w:val="cyan"/>
               </w:rPr>
               <w:t>[1, 2, 3] and [4, 5, 6]</w:t>
             </w:r>
@@ -2741,12 +2667,15 @@
           </w:tcPr>
           <w:p>
             <w:pPr>
-              <w:spacing w:after="0"/>
-            </w:pPr>
-            <w:r>
-              <w:rPr>
-                <w:rFonts w:ascii="Arial" w:eastAsia="Arial" w:hAnsi="Arial" w:cs="Arial"/>
-                <w:sz w:val="15"/>
+              <w:rPr>
+                <w:highlight w:val="cyan"/>
+              </w:rPr>
+            </w:pPr>
+            <w:r>
+              <w:rPr>
+                <w:rFonts w:ascii="Arial" w:eastAsia="Arial" w:hAnsi="Arial" w:cs="Arial"/>
+                <w:sz w:val="15"/>
+                <w:highlight w:val="cyan"/>
               </w:rPr>
               <w:t>[1, 2, 3, 4, 5, 6]</w:t>
             </w:r>
@@ -2769,12 +2698,15 @@
           </w:tcPr>
           <w:p>
             <w:pPr>
-              <w:spacing w:after="0"/>
-            </w:pPr>
-            <w:r>
-              <w:rPr>
-                <w:rFonts w:ascii="Arial" w:eastAsia="Arial" w:hAnsi="Arial" w:cs="Arial"/>
-                <w:sz w:val="15"/>
+              <w:rPr>
+                <w:highlight w:val="cyan"/>
+              </w:rPr>
+            </w:pPr>
+            <w:r>
+              <w:rPr>
+                <w:rFonts w:ascii="Arial" w:eastAsia="Arial" w:hAnsi="Arial" w:cs="Arial"/>
+                <w:sz w:val="15"/>
+                <w:highlight w:val="cyan"/>
               </w:rPr>
               <w:t>20</w:t>
             </w:r>
@@ -2792,12 +2724,15 @@
           </w:tcPr>
           <w:p>
             <w:pPr>
-              <w:spacing w:after="0"/>
-            </w:pPr>
-            <w:r>
-              <w:rPr>
-                <w:rFonts w:ascii="Arial" w:eastAsia="Arial" w:hAnsi="Arial" w:cs="Arial"/>
-                <w:sz w:val="15"/>
+              <w:rPr>
+                <w:highlight w:val="cyan"/>
+              </w:rPr>
+            </w:pPr>
+            <w:r>
+              <w:rPr>
+                <w:rFonts w:ascii="Arial" w:eastAsia="Arial" w:hAnsi="Arial" w:cs="Arial"/>
+                <w:sz w:val="15"/>
+                <w:highlight w:val="cyan"/>
               </w:rPr>
               <w:t>Find the second largest element.</w:t>
             </w:r>
@@ -2815,12 +2750,15 @@
           </w:tcPr>
           <w:p>
             <w:pPr>
-              <w:spacing w:after="0"/>
-            </w:pPr>
-            <w:r>
-              <w:rPr>
-                <w:rFonts w:ascii="Arial" w:eastAsia="Arial" w:hAnsi="Arial" w:cs="Arial"/>
-                <w:sz w:val="15"/>
+              <w:rPr>
+                <w:highlight w:val="cyan"/>
+              </w:rPr>
+            </w:pPr>
+            <w:r>
+              <w:rPr>
+                <w:rFonts w:ascii="Arial" w:eastAsia="Arial" w:hAnsi="Arial" w:cs="Arial"/>
+                <w:sz w:val="15"/>
+                <w:highlight w:val="cyan"/>
               </w:rPr>
               <w:t>[10, 40, 20, 50, 30]</w:t>
             </w:r>
@@ -2838,12 +2776,15 @@
           </w:tcPr>
           <w:p>
             <w:pPr>
-              <w:spacing w:after="0"/>
-            </w:pPr>
-            <w:r>
-              <w:rPr>
-                <w:rFonts w:ascii="Arial" w:eastAsia="Arial" w:hAnsi="Arial" w:cs="Arial"/>
-                <w:sz w:val="15"/>
+              <w:rPr>
+                <w:highlight w:val="cyan"/>
+              </w:rPr>
+            </w:pPr>
+            <w:r>
+              <w:rPr>
+                <w:rFonts w:ascii="Arial" w:eastAsia="Arial" w:hAnsi="Arial" w:cs="Arial"/>
+                <w:sz w:val="15"/>
+                <w:highlight w:val="cyan"/>
               </w:rPr>
               <w:t>40</w:t>
             </w:r>
@@ -2879,7 +2820,6 @@
         <w:tblCellMar>
           <w:top w:w="122" w:type="dxa"/>
           <w:left w:w="80" w:type="dxa"/>
-          <w:bottom w:w="0" w:type="dxa"/>
           <w:right w:w="102" w:type="dxa"/>
         </w:tblCellMar>
         <w:tblLook w:val="04A0" w:firstRow="1" w:lastRow="0" w:firstColumn="1" w:lastColumn="0" w:noHBand="0" w:noVBand="1"/>
@@ -2907,7 +2847,6 @@
           </w:tcPr>
           <w:p>
             <w:pPr>
-              <w:spacing w:after="0"/>
               <w:ind w:left="22"/>
               <w:jc w:val="both"/>
             </w:pPr>
@@ -2933,9 +2872,6 @@
             <w:shd w:val="clear" w:color="auto" w:fill="D3D3D3"/>
           </w:tcPr>
           <w:p>
-            <w:pPr>
-              <w:spacing w:after="0"/>
-            </w:pPr>
             <w:r>
               <w:rPr>
                 <w:rFonts w:ascii="Arial" w:eastAsia="Arial" w:hAnsi="Arial" w:cs="Arial"/>
@@ -2958,9 +2894,6 @@
             <w:shd w:val="clear" w:color="auto" w:fill="D3D3D3"/>
           </w:tcPr>
           <w:p>
-            <w:pPr>
-              <w:spacing w:after="0"/>
-            </w:pPr>
             <w:r>
               <w:rPr>
                 <w:rFonts w:ascii="Arial" w:eastAsia="Arial" w:hAnsi="Arial" w:cs="Arial"/>
@@ -2983,9 +2916,6 @@
             <w:shd w:val="clear" w:color="auto" w:fill="D3D3D3"/>
           </w:tcPr>
           <w:p>
-            <w:pPr>
-              <w:spacing w:after="0"/>
-            </w:pPr>
             <w:r>
               <w:rPr>
                 <w:rFonts w:ascii="Arial" w:eastAsia="Arial" w:hAnsi="Arial" w:cs="Arial"/>
@@ -3013,12 +2943,15 @@
           </w:tcPr>
           <w:p>
             <w:pPr>
-              <w:spacing w:after="0"/>
-            </w:pPr>
-            <w:r>
-              <w:rPr>
-                <w:rFonts w:ascii="Arial" w:eastAsia="Arial" w:hAnsi="Arial" w:cs="Arial"/>
-                <w:sz w:val="15"/>
+              <w:rPr>
+                <w:highlight w:val="cyan"/>
+              </w:rPr>
+            </w:pPr>
+            <w:r>
+              <w:rPr>
+                <w:rFonts w:ascii="Arial" w:eastAsia="Arial" w:hAnsi="Arial" w:cs="Arial"/>
+                <w:sz w:val="15"/>
+                <w:highlight w:val="cyan"/>
               </w:rPr>
               <w:t>21</w:t>
             </w:r>
@@ -3036,12 +2969,15 @@
           </w:tcPr>
           <w:p>
             <w:pPr>
-              <w:spacing w:after="0"/>
-            </w:pPr>
-            <w:r>
-              <w:rPr>
-                <w:rFonts w:ascii="Arial" w:eastAsia="Arial" w:hAnsi="Arial" w:cs="Arial"/>
-                <w:sz w:val="15"/>
+              <w:rPr>
+                <w:highlight w:val="cyan"/>
+              </w:rPr>
+            </w:pPr>
+            <w:r>
+              <w:rPr>
+                <w:rFonts w:ascii="Arial" w:eastAsia="Arial" w:hAnsi="Arial" w:cs="Arial"/>
+                <w:sz w:val="15"/>
+                <w:highlight w:val="cyan"/>
               </w:rPr>
               <w:t>Remove duplicate elements from a list while preserving order.</w:t>
             </w:r>
@@ -3059,12 +2995,15 @@
           </w:tcPr>
           <w:p>
             <w:pPr>
-              <w:spacing w:after="0"/>
-            </w:pPr>
-            <w:r>
-              <w:rPr>
-                <w:rFonts w:ascii="Arial" w:eastAsia="Arial" w:hAnsi="Arial" w:cs="Arial"/>
-                <w:sz w:val="15"/>
+              <w:rPr>
+                <w:highlight w:val="cyan"/>
+              </w:rPr>
+            </w:pPr>
+            <w:r>
+              <w:rPr>
+                <w:rFonts w:ascii="Arial" w:eastAsia="Arial" w:hAnsi="Arial" w:cs="Arial"/>
+                <w:sz w:val="15"/>
+                <w:highlight w:val="cyan"/>
               </w:rPr>
               <w:t>[1, 2, 2, 3, 1, 4]</w:t>
             </w:r>
@@ -3082,12 +3021,15 @@
           </w:tcPr>
           <w:p>
             <w:pPr>
-              <w:spacing w:after="0"/>
-            </w:pPr>
-            <w:r>
-              <w:rPr>
-                <w:rFonts w:ascii="Arial" w:eastAsia="Arial" w:hAnsi="Arial" w:cs="Arial"/>
-                <w:sz w:val="15"/>
+              <w:rPr>
+                <w:highlight w:val="cyan"/>
+              </w:rPr>
+            </w:pPr>
+            <w:r>
+              <w:rPr>
+                <w:rFonts w:ascii="Arial" w:eastAsia="Arial" w:hAnsi="Arial" w:cs="Arial"/>
+                <w:sz w:val="15"/>
+                <w:highlight w:val="cyan"/>
               </w:rPr>
               <w:t>[1, 2, 3, 4]</w:t>
             </w:r>
@@ -3110,12 +3052,15 @@
           </w:tcPr>
           <w:p>
             <w:pPr>
-              <w:spacing w:after="0"/>
-            </w:pPr>
-            <w:r>
-              <w:rPr>
-                <w:rFonts w:ascii="Arial" w:eastAsia="Arial" w:hAnsi="Arial" w:cs="Arial"/>
-                <w:sz w:val="15"/>
+              <w:rPr>
+                <w:highlight w:val="cyan"/>
+              </w:rPr>
+            </w:pPr>
+            <w:r>
+              <w:rPr>
+                <w:rFonts w:ascii="Arial" w:eastAsia="Arial" w:hAnsi="Arial" w:cs="Arial"/>
+                <w:sz w:val="15"/>
+                <w:highlight w:val="cyan"/>
               </w:rPr>
               <w:t>22</w:t>
             </w:r>
@@ -3133,12 +3078,15 @@
           </w:tcPr>
           <w:p>
             <w:pPr>
-              <w:spacing w:after="0"/>
-            </w:pPr>
-            <w:r>
-              <w:rPr>
-                <w:rFonts w:ascii="Arial" w:eastAsia="Arial" w:hAnsi="Arial" w:cs="Arial"/>
-                <w:sz w:val="15"/>
+              <w:rPr>
+                <w:highlight w:val="cyan"/>
+              </w:rPr>
+            </w:pPr>
+            <w:r>
+              <w:rPr>
+                <w:rFonts w:ascii="Arial" w:eastAsia="Arial" w:hAnsi="Arial" w:cs="Arial"/>
+                <w:sz w:val="15"/>
+                <w:highlight w:val="cyan"/>
               </w:rPr>
               <w:t>Create a list containing squares of numbers from 1 to 5.</w:t>
             </w:r>
@@ -3156,12 +3104,15 @@
           </w:tcPr>
           <w:p>
             <w:pPr>
-              <w:spacing w:after="0"/>
-            </w:pPr>
-            <w:r>
-              <w:rPr>
-                <w:rFonts w:ascii="Arial" w:eastAsia="Arial" w:hAnsi="Arial" w:cs="Arial"/>
-                <w:sz w:val="15"/>
+              <w:rPr>
+                <w:highlight w:val="cyan"/>
+              </w:rPr>
+            </w:pPr>
+            <w:r>
+              <w:rPr>
+                <w:rFonts w:ascii="Arial" w:eastAsia="Arial" w:hAnsi="Arial" w:cs="Arial"/>
+                <w:sz w:val="15"/>
+                <w:highlight w:val="cyan"/>
               </w:rPr>
               <w:t>[1, 2, 3, 4, 5]</w:t>
             </w:r>
@@ -3179,12 +3130,15 @@
           </w:tcPr>
           <w:p>
             <w:pPr>
-              <w:spacing w:after="0"/>
-            </w:pPr>
-            <w:r>
-              <w:rPr>
-                <w:rFonts w:ascii="Arial" w:eastAsia="Arial" w:hAnsi="Arial" w:cs="Arial"/>
-                <w:sz w:val="15"/>
+              <w:rPr>
+                <w:highlight w:val="cyan"/>
+              </w:rPr>
+            </w:pPr>
+            <w:r>
+              <w:rPr>
+                <w:rFonts w:ascii="Arial" w:eastAsia="Arial" w:hAnsi="Arial" w:cs="Arial"/>
+                <w:sz w:val="15"/>
+                <w:highlight w:val="cyan"/>
               </w:rPr>
               <w:t>[1, 4, 9, 16, 25]</w:t>
             </w:r>
@@ -3207,12 +3161,15 @@
           </w:tcPr>
           <w:p>
             <w:pPr>
-              <w:spacing w:after="0"/>
-            </w:pPr>
-            <w:r>
-              <w:rPr>
-                <w:rFonts w:ascii="Arial" w:eastAsia="Arial" w:hAnsi="Arial" w:cs="Arial"/>
-                <w:sz w:val="15"/>
+              <w:rPr>
+                <w:highlight w:val="cyan"/>
+              </w:rPr>
+            </w:pPr>
+            <w:r>
+              <w:rPr>
+                <w:rFonts w:ascii="Arial" w:eastAsia="Arial" w:hAnsi="Arial" w:cs="Arial"/>
+                <w:sz w:val="15"/>
+                <w:highlight w:val="cyan"/>
               </w:rPr>
               <w:t>23</w:t>
             </w:r>
@@ -3230,12 +3187,15 @@
           </w:tcPr>
           <w:p>
             <w:pPr>
-              <w:spacing w:after="0"/>
-            </w:pPr>
-            <w:r>
-              <w:rPr>
-                <w:rFonts w:ascii="Arial" w:eastAsia="Arial" w:hAnsi="Arial" w:cs="Arial"/>
-                <w:sz w:val="15"/>
+              <w:rPr>
+                <w:highlight w:val="cyan"/>
+              </w:rPr>
+            </w:pPr>
+            <w:r>
+              <w:rPr>
+                <w:rFonts w:ascii="Arial" w:eastAsia="Arial" w:hAnsi="Arial" w:cs="Arial"/>
+                <w:sz w:val="15"/>
+                <w:highlight w:val="cyan"/>
               </w:rPr>
               <w:t>Create a list of even numbers from a given list.</w:t>
             </w:r>
@@ -3253,12 +3213,15 @@
           </w:tcPr>
           <w:p>
             <w:pPr>
-              <w:spacing w:after="0"/>
-            </w:pPr>
-            <w:r>
-              <w:rPr>
-                <w:rFonts w:ascii="Arial" w:eastAsia="Arial" w:hAnsi="Arial" w:cs="Arial"/>
-                <w:sz w:val="15"/>
+              <w:rPr>
+                <w:highlight w:val="cyan"/>
+              </w:rPr>
+            </w:pPr>
+            <w:r>
+              <w:rPr>
+                <w:rFonts w:ascii="Arial" w:eastAsia="Arial" w:hAnsi="Arial" w:cs="Arial"/>
+                <w:sz w:val="15"/>
+                <w:highlight w:val="cyan"/>
               </w:rPr>
               <w:t>[1, 2, 3, 4, 5, 6]</w:t>
             </w:r>
@@ -3276,12 +3239,15 @@
           </w:tcPr>
           <w:p>
             <w:pPr>
-              <w:spacing w:after="0"/>
-            </w:pPr>
-            <w:r>
-              <w:rPr>
-                <w:rFonts w:ascii="Arial" w:eastAsia="Arial" w:hAnsi="Arial" w:cs="Arial"/>
-                <w:sz w:val="15"/>
+              <w:rPr>
+                <w:highlight w:val="cyan"/>
+              </w:rPr>
+            </w:pPr>
+            <w:r>
+              <w:rPr>
+                <w:rFonts w:ascii="Arial" w:eastAsia="Arial" w:hAnsi="Arial" w:cs="Arial"/>
+                <w:sz w:val="15"/>
+                <w:highlight w:val="cyan"/>
               </w:rPr>
               <w:t>[2, 4, 6]</w:t>
             </w:r>
@@ -3304,12 +3270,15 @@
           </w:tcPr>
           <w:p>
             <w:pPr>
-              <w:spacing w:after="0"/>
-            </w:pPr>
-            <w:r>
-              <w:rPr>
-                <w:rFonts w:ascii="Arial" w:eastAsia="Arial" w:hAnsi="Arial" w:cs="Arial"/>
-                <w:sz w:val="15"/>
+              <w:rPr>
+                <w:highlight w:val="cyan"/>
+              </w:rPr>
+            </w:pPr>
+            <w:r>
+              <w:rPr>
+                <w:rFonts w:ascii="Arial" w:eastAsia="Arial" w:hAnsi="Arial" w:cs="Arial"/>
+                <w:sz w:val="15"/>
+                <w:highlight w:val="cyan"/>
               </w:rPr>
               <w:t>24</w:t>
             </w:r>
@@ -3327,12 +3296,15 @@
           </w:tcPr>
           <w:p>
             <w:pPr>
-              <w:spacing w:after="0"/>
-            </w:pPr>
-            <w:r>
-              <w:rPr>
-                <w:rFonts w:ascii="Arial" w:eastAsia="Arial" w:hAnsi="Arial" w:cs="Arial"/>
-                <w:sz w:val="15"/>
+              <w:rPr>
+                <w:highlight w:val="cyan"/>
+              </w:rPr>
+            </w:pPr>
+            <w:r>
+              <w:rPr>
+                <w:rFonts w:ascii="Arial" w:eastAsia="Arial" w:hAnsi="Arial" w:cs="Arial"/>
+                <w:sz w:val="15"/>
+                <w:highlight w:val="cyan"/>
               </w:rPr>
               <w:t>Create a list of odd numbers from a given list.</w:t>
             </w:r>
@@ -3350,12 +3322,15 @@
           </w:tcPr>
           <w:p>
             <w:pPr>
-              <w:spacing w:after="0"/>
-            </w:pPr>
-            <w:r>
-              <w:rPr>
-                <w:rFonts w:ascii="Arial" w:eastAsia="Arial" w:hAnsi="Arial" w:cs="Arial"/>
-                <w:sz w:val="15"/>
+              <w:rPr>
+                <w:highlight w:val="cyan"/>
+              </w:rPr>
+            </w:pPr>
+            <w:r>
+              <w:rPr>
+                <w:rFonts w:ascii="Arial" w:eastAsia="Arial" w:hAnsi="Arial" w:cs="Arial"/>
+                <w:sz w:val="15"/>
+                <w:highlight w:val="cyan"/>
               </w:rPr>
               <w:t>[1, 2, 3, 4, 5, 6]</w:t>
             </w:r>
@@ -3373,12 +3348,15 @@
           </w:tcPr>
           <w:p>
             <w:pPr>
-              <w:spacing w:after="0"/>
-            </w:pPr>
-            <w:r>
-              <w:rPr>
-                <w:rFonts w:ascii="Arial" w:eastAsia="Arial" w:hAnsi="Arial" w:cs="Arial"/>
-                <w:sz w:val="15"/>
+              <w:rPr>
+                <w:highlight w:val="cyan"/>
+              </w:rPr>
+            </w:pPr>
+            <w:r>
+              <w:rPr>
+                <w:rFonts w:ascii="Arial" w:eastAsia="Arial" w:hAnsi="Arial" w:cs="Arial"/>
+                <w:sz w:val="15"/>
+                <w:highlight w:val="cyan"/>
               </w:rPr>
               <w:t>[1, 3, 5]</w:t>
             </w:r>
@@ -3401,12 +3379,15 @@
           </w:tcPr>
           <w:p>
             <w:pPr>
-              <w:spacing w:after="0"/>
-            </w:pPr>
-            <w:r>
-              <w:rPr>
-                <w:rFonts w:ascii="Arial" w:eastAsia="Arial" w:hAnsi="Arial" w:cs="Arial"/>
-                <w:sz w:val="15"/>
+              <w:rPr>
+                <w:highlight w:val="cyan"/>
+              </w:rPr>
+            </w:pPr>
+            <w:r>
+              <w:rPr>
+                <w:rFonts w:ascii="Arial" w:eastAsia="Arial" w:hAnsi="Arial" w:cs="Arial"/>
+                <w:sz w:val="15"/>
+                <w:highlight w:val="cyan"/>
               </w:rPr>
               <w:t>25</w:t>
             </w:r>
@@ -3424,12 +3405,15 @@
           </w:tcPr>
           <w:p>
             <w:pPr>
-              <w:spacing w:after="0"/>
-            </w:pPr>
-            <w:r>
-              <w:rPr>
-                <w:rFonts w:ascii="Arial" w:eastAsia="Arial" w:hAnsi="Arial" w:cs="Arial"/>
-                <w:sz w:val="15"/>
+              <w:rPr>
+                <w:highlight w:val="cyan"/>
+              </w:rPr>
+            </w:pPr>
+            <w:r>
+              <w:rPr>
+                <w:rFonts w:ascii="Arial" w:eastAsia="Arial" w:hAnsi="Arial" w:cs="Arial"/>
+                <w:sz w:val="15"/>
+                <w:highlight w:val="cyan"/>
               </w:rPr>
               <w:t>Separate positive and negative numbers.</w:t>
             </w:r>
@@ -3447,12 +3431,15 @@
           </w:tcPr>
           <w:p>
             <w:pPr>
-              <w:spacing w:after="0"/>
-            </w:pPr>
-            <w:r>
-              <w:rPr>
-                <w:rFonts w:ascii="Arial" w:eastAsia="Arial" w:hAnsi="Arial" w:cs="Arial"/>
-                <w:sz w:val="15"/>
+              <w:rPr>
+                <w:highlight w:val="cyan"/>
+              </w:rPr>
+            </w:pPr>
+            <w:r>
+              <w:rPr>
+                <w:rFonts w:ascii="Arial" w:eastAsia="Arial" w:hAnsi="Arial" w:cs="Arial"/>
+                <w:sz w:val="15"/>
+                <w:highlight w:val="cyan"/>
               </w:rPr>
               <w:t>[-3, 5, -1, 8, -2, 4]</w:t>
             </w:r>
@@ -3470,31 +3457,30 @@
           </w:tcPr>
           <w:p>
             <w:pPr>
-              <w:spacing w:after="0"/>
-            </w:pPr>
-            <w:r>
-              <w:rPr>
-                <w:rFonts w:ascii="Arial" w:eastAsia="Arial" w:hAnsi="Arial" w:cs="Arial"/>
-                <w:sz w:val="15"/>
-              </w:rPr>
-              <w:t xml:space="preserve">Positive: [5, 8, 4], Negative: </w:t>
-            </w:r>
-            <w:r>
-              <w:rPr>
-                <w:rFonts w:ascii="Arial" w:eastAsia="Arial" w:hAnsi="Arial" w:cs="Arial"/>
-                <w:sz w:val="15"/>
-              </w:rPr>
-              <w:t>[-3, -1,</w:t>
-            </w:r>
-          </w:p>
-          <w:p>
-            <w:pPr>
-              <w:spacing w:after="0"/>
-            </w:pPr>
-            <w:r>
-              <w:rPr>
-                <w:rFonts w:ascii="Arial" w:eastAsia="Arial" w:hAnsi="Arial" w:cs="Arial"/>
-                <w:sz w:val="15"/>
+              <w:rPr>
+                <w:highlight w:val="cyan"/>
+              </w:rPr>
+            </w:pPr>
+            <w:r>
+              <w:rPr>
+                <w:rFonts w:ascii="Arial" w:eastAsia="Arial" w:hAnsi="Arial" w:cs="Arial"/>
+                <w:sz w:val="15"/>
+                <w:highlight w:val="cyan"/>
+              </w:rPr>
+              <w:t>Positive: [5, 8, 4], Negative: [-3, -1,</w:t>
+            </w:r>
+          </w:p>
+          <w:p>
+            <w:pPr>
+              <w:rPr>
+                <w:highlight w:val="cyan"/>
+              </w:rPr>
+            </w:pPr>
+            <w:r>
+              <w:rPr>
+                <w:rFonts w:ascii="Arial" w:eastAsia="Arial" w:hAnsi="Arial" w:cs="Arial"/>
+                <w:sz w:val="15"/>
+                <w:highlight w:val="cyan"/>
               </w:rPr>
               <w:t>-2]</w:t>
             </w:r>
@@ -3516,9 +3502,6 @@
             </w:tcBorders>
           </w:tcPr>
           <w:p>
-            <w:pPr>
-              <w:spacing w:after="0"/>
-            </w:pPr>
             <w:r>
               <w:rPr>
                 <w:rFonts w:ascii="Arial" w:eastAsia="Arial" w:hAnsi="Arial" w:cs="Arial"/>
@@ -3539,9 +3522,6 @@
             </w:tcBorders>
           </w:tcPr>
           <w:p>
-            <w:pPr>
-              <w:spacing w:after="0"/>
-            </w:pPr>
             <w:r>
               <w:rPr>
                 <w:rFonts w:ascii="Arial" w:eastAsia="Arial" w:hAnsi="Arial" w:cs="Arial"/>
@@ -3562,9 +3542,6 @@
             </w:tcBorders>
           </w:tcPr>
           <w:p>
-            <w:pPr>
-              <w:spacing w:after="0"/>
-            </w:pPr>
             <w:r>
               <w:rPr>
                 <w:rFonts w:ascii="Arial" w:eastAsia="Arial" w:hAnsi="Arial" w:cs="Arial"/>
@@ -3585,9 +3562,6 @@
             </w:tcBorders>
           </w:tcPr>
           <w:p>
-            <w:pPr>
-              <w:spacing w:after="0"/>
-            </w:pPr>
             <w:r>
               <w:rPr>
                 <w:rFonts w:ascii="Arial" w:eastAsia="Arial" w:hAnsi="Arial" w:cs="Arial"/>
@@ -3614,12 +3588,15 @@
           </w:tcPr>
           <w:p>
             <w:pPr>
-              <w:spacing w:after="0"/>
-            </w:pPr>
-            <w:r>
-              <w:rPr>
-                <w:rFonts w:ascii="Arial" w:eastAsia="Arial" w:hAnsi="Arial" w:cs="Arial"/>
-                <w:sz w:val="15"/>
+              <w:rPr>
+                <w:highlight w:val="cyan"/>
+              </w:rPr>
+            </w:pPr>
+            <w:r>
+              <w:rPr>
+                <w:rFonts w:ascii="Arial" w:eastAsia="Arial" w:hAnsi="Arial" w:cs="Arial"/>
+                <w:sz w:val="15"/>
+                <w:highlight w:val="cyan"/>
               </w:rPr>
               <w:t>27</w:t>
             </w:r>
@@ -3637,12 +3614,15 @@
           </w:tcPr>
           <w:p>
             <w:pPr>
-              <w:spacing w:after="0"/>
-            </w:pPr>
-            <w:r>
-              <w:rPr>
-                <w:rFonts w:ascii="Arial" w:eastAsia="Arial" w:hAnsi="Arial" w:cs="Arial"/>
-                <w:sz w:val="15"/>
+              <w:rPr>
+                <w:highlight w:val="cyan"/>
+              </w:rPr>
+            </w:pPr>
+            <w:r>
+              <w:rPr>
+                <w:rFonts w:ascii="Arial" w:eastAsia="Arial" w:hAnsi="Arial" w:cs="Arial"/>
+                <w:sz w:val="15"/>
+                <w:highlight w:val="cyan"/>
               </w:rPr>
               <w:t xml:space="preserve">Reverse a list without using </w:t>
             </w:r>
@@ -3651,6 +3631,7 @@
               <w:rPr>
                 <w:rFonts w:ascii="Arial" w:eastAsia="Arial" w:hAnsi="Arial" w:cs="Arial"/>
                 <w:sz w:val="15"/>
+                <w:highlight w:val="cyan"/>
               </w:rPr>
               <w:t>reverse(</w:t>
             </w:r>
@@ -3659,6 +3640,7 @@
               <w:rPr>
                 <w:rFonts w:ascii="Arial" w:eastAsia="Arial" w:hAnsi="Arial" w:cs="Arial"/>
                 <w:sz w:val="15"/>
+                <w:highlight w:val="cyan"/>
               </w:rPr>
               <w:t>).</w:t>
             </w:r>
@@ -3676,12 +3658,15 @@
           </w:tcPr>
           <w:p>
             <w:pPr>
-              <w:spacing w:after="0"/>
-            </w:pPr>
-            <w:r>
-              <w:rPr>
-                <w:rFonts w:ascii="Arial" w:eastAsia="Arial" w:hAnsi="Arial" w:cs="Arial"/>
-                <w:sz w:val="15"/>
+              <w:rPr>
+                <w:highlight w:val="cyan"/>
+              </w:rPr>
+            </w:pPr>
+            <w:r>
+              <w:rPr>
+                <w:rFonts w:ascii="Arial" w:eastAsia="Arial" w:hAnsi="Arial" w:cs="Arial"/>
+                <w:sz w:val="15"/>
+                <w:highlight w:val="cyan"/>
               </w:rPr>
               <w:t>[1, 2, 3, 4]</w:t>
             </w:r>
@@ -3699,12 +3684,15 @@
           </w:tcPr>
           <w:p>
             <w:pPr>
-              <w:spacing w:after="0"/>
-            </w:pPr>
-            <w:r>
-              <w:rPr>
-                <w:rFonts w:ascii="Arial" w:eastAsia="Arial" w:hAnsi="Arial" w:cs="Arial"/>
-                <w:sz w:val="15"/>
+              <w:rPr>
+                <w:highlight w:val="cyan"/>
+              </w:rPr>
+            </w:pPr>
+            <w:r>
+              <w:rPr>
+                <w:rFonts w:ascii="Arial" w:eastAsia="Arial" w:hAnsi="Arial" w:cs="Arial"/>
+                <w:sz w:val="15"/>
+                <w:highlight w:val="cyan"/>
               </w:rPr>
               <w:t>[4, 3, 2, 1]</w:t>
             </w:r>
@@ -3726,9 +3714,6 @@
             </w:tcBorders>
           </w:tcPr>
           <w:p>
-            <w:pPr>
-              <w:spacing w:after="0"/>
-            </w:pPr>
             <w:r>
               <w:rPr>
                 <w:rFonts w:ascii="Arial" w:eastAsia="Arial" w:hAnsi="Arial" w:cs="Arial"/>
@@ -3749,9 +3734,6 @@
             </w:tcBorders>
           </w:tcPr>
           <w:p>
-            <w:pPr>
-              <w:spacing w:after="0"/>
-            </w:pPr>
             <w:r>
               <w:rPr>
                 <w:rFonts w:ascii="Arial" w:eastAsia="Arial" w:hAnsi="Arial" w:cs="Arial"/>
@@ -3772,9 +3754,6 @@
             </w:tcBorders>
           </w:tcPr>
           <w:p>
-            <w:pPr>
-              <w:spacing w:after="0"/>
-            </w:pPr>
             <w:r>
               <w:rPr>
                 <w:rFonts w:ascii="Arial" w:eastAsia="Arial" w:hAnsi="Arial" w:cs="Arial"/>
@@ -3795,9 +3774,6 @@
             </w:tcBorders>
           </w:tcPr>
           <w:p>
-            <w:pPr>
-              <w:spacing w:after="0"/>
-            </w:pPr>
             <w:r>
               <w:rPr>
                 <w:rFonts w:ascii="Arial" w:eastAsia="Arial" w:hAnsi="Arial" w:cs="Arial"/>
@@ -3823,9 +3799,6 @@
             </w:tcBorders>
           </w:tcPr>
           <w:p>
-            <w:pPr>
-              <w:spacing w:after="0"/>
-            </w:pPr>
             <w:r>
               <w:rPr>
                 <w:rFonts w:ascii="Arial" w:eastAsia="Arial" w:hAnsi="Arial" w:cs="Arial"/>
@@ -3846,9 +3819,6 @@
             </w:tcBorders>
           </w:tcPr>
           <w:p>
-            <w:pPr>
-              <w:spacing w:after="0"/>
-            </w:pPr>
             <w:r>
               <w:rPr>
                 <w:rFonts w:ascii="Arial" w:eastAsia="Arial" w:hAnsi="Arial" w:cs="Arial"/>
@@ -3869,9 +3839,6 @@
             </w:tcBorders>
           </w:tcPr>
           <w:p>
-            <w:pPr>
-              <w:spacing w:after="0"/>
-            </w:pPr>
             <w:r>
               <w:rPr>
                 <w:rFonts w:ascii="Arial" w:eastAsia="Arial" w:hAnsi="Arial" w:cs="Arial"/>
@@ -3892,9 +3859,6 @@
             </w:tcBorders>
           </w:tcPr>
           <w:p>
-            <w:pPr>
-              <w:spacing w:after="0"/>
-            </w:pPr>
             <w:r>
               <w:rPr>
                 <w:rFonts w:ascii="Arial" w:eastAsia="Arial" w:hAnsi="Arial" w:cs="Arial"/>
@@ -3920,9 +3884,6 @@
             </w:tcBorders>
           </w:tcPr>
           <w:p>
-            <w:pPr>
-              <w:spacing w:after="0"/>
-            </w:pPr>
             <w:r>
               <w:rPr>
                 <w:rFonts w:ascii="Arial" w:eastAsia="Arial" w:hAnsi="Arial" w:cs="Arial"/>
@@ -3943,9 +3904,6 @@
             </w:tcBorders>
           </w:tcPr>
           <w:p>
-            <w:pPr>
-              <w:spacing w:after="0"/>
-            </w:pPr>
             <w:r>
               <w:rPr>
                 <w:rFonts w:ascii="Arial" w:eastAsia="Arial" w:hAnsi="Arial" w:cs="Arial"/>
@@ -3966,9 +3924,6 @@
             </w:tcBorders>
           </w:tcPr>
           <w:p>
-            <w:pPr>
-              <w:spacing w:after="0"/>
-            </w:pPr>
             <w:r>
               <w:rPr>
                 <w:rFonts w:ascii="Arial" w:eastAsia="Arial" w:hAnsi="Arial" w:cs="Arial"/>
@@ -3989,9 +3944,6 @@
             </w:tcBorders>
           </w:tcPr>
           <w:p>
-            <w:pPr>
-              <w:spacing w:after="0"/>
-            </w:pPr>
             <w:r>
               <w:rPr>
                 <w:rFonts w:ascii="Arial" w:eastAsia="Arial" w:hAnsi="Arial" w:cs="Arial"/>
@@ -4007,6 +3959,8 @@
       <w:r>
         <w:br w:type="page"/>
       </w:r>
+      <w:bookmarkStart w:id="0" w:name="_GoBack"/>
+      <w:bookmarkEnd w:id="0"/>
     </w:p>
     <w:p>
       <w:pPr>
@@ -4031,7 +3985,6 @@
         <w:tblCellMar>
           <w:top w:w="122" w:type="dxa"/>
           <w:left w:w="80" w:type="dxa"/>
-          <w:bottom w:w="0" w:type="dxa"/>
           <w:right w:w="102" w:type="dxa"/>
         </w:tblCellMar>
         <w:tblLook w:val="04A0" w:firstRow="1" w:lastRow="0" w:firstColumn="1" w:lastColumn="0" w:noHBand="0" w:noVBand="1"/>
@@ -4059,7 +4012,6 @@
           </w:tcPr>
           <w:p>
             <w:pPr>
-              <w:spacing w:after="0"/>
               <w:ind w:left="22"/>
               <w:jc w:val="both"/>
             </w:pPr>
@@ -4085,9 +4037,6 @@
             <w:shd w:val="clear" w:color="auto" w:fill="D3D3D3"/>
           </w:tcPr>
           <w:p>
-            <w:pPr>
-              <w:spacing w:after="0"/>
-            </w:pPr>
             <w:r>
               <w:rPr>
                 <w:rFonts w:ascii="Arial" w:eastAsia="Arial" w:hAnsi="Arial" w:cs="Arial"/>
@@ -4110,9 +4059,6 @@
             <w:shd w:val="clear" w:color="auto" w:fill="D3D3D3"/>
           </w:tcPr>
           <w:p>
-            <w:pPr>
-              <w:spacing w:after="0"/>
-            </w:pPr>
             <w:r>
               <w:rPr>
                 <w:rFonts w:ascii="Arial" w:eastAsia="Arial" w:hAnsi="Arial" w:cs="Arial"/>
@@ -4135,9 +4081,6 @@
             <w:shd w:val="clear" w:color="auto" w:fill="D3D3D3"/>
           </w:tcPr>
           <w:p>
-            <w:pPr>
-              <w:spacing w:after="0"/>
-            </w:pPr>
             <w:r>
               <w:rPr>
                 <w:rFonts w:ascii="Arial" w:eastAsia="Arial" w:hAnsi="Arial" w:cs="Arial"/>
@@ -4164,9 +4107,6 @@
             </w:tcBorders>
           </w:tcPr>
           <w:p>
-            <w:pPr>
-              <w:spacing w:after="0"/>
-            </w:pPr>
             <w:r>
               <w:rPr>
                 <w:rFonts w:ascii="Arial" w:eastAsia="Arial" w:hAnsi="Arial" w:cs="Arial"/>
@@ -4187,9 +4127,6 @@
             </w:tcBorders>
           </w:tcPr>
           <w:p>
-            <w:pPr>
-              <w:spacing w:after="0"/>
-            </w:pPr>
             <w:r>
               <w:rPr>
                 <w:rFonts w:ascii="Arial" w:eastAsia="Arial" w:hAnsi="Arial" w:cs="Arial"/>
@@ -4210,9 +4147,6 @@
             </w:tcBorders>
           </w:tcPr>
           <w:p>
-            <w:pPr>
-              <w:spacing w:after="0"/>
-            </w:pPr>
             <w:r>
               <w:rPr>
                 <w:rFonts w:ascii="Arial" w:eastAsia="Arial" w:hAnsi="Arial" w:cs="Arial"/>
@@ -4233,9 +4167,6 @@
             </w:tcBorders>
           </w:tcPr>
           <w:p>
-            <w:pPr>
-              <w:spacing w:after="0"/>
-            </w:pPr>
             <w:r>
               <w:rPr>
                 <w:rFonts w:ascii="Arial" w:eastAsia="Arial" w:hAnsi="Arial" w:cs="Arial"/>
@@ -4261,9 +4192,6 @@
             </w:tcBorders>
           </w:tcPr>
           <w:p>
-            <w:pPr>
-              <w:spacing w:after="0"/>
-            </w:pPr>
             <w:r>
               <w:rPr>
                 <w:rFonts w:ascii="Arial" w:eastAsia="Arial" w:hAnsi="Arial" w:cs="Arial"/>
@@ -4284,9 +4212,6 @@
             </w:tcBorders>
           </w:tcPr>
           <w:p>
-            <w:pPr>
-              <w:spacing w:after="0"/>
-            </w:pPr>
             <w:r>
               <w:rPr>
                 <w:rFonts w:ascii="Arial" w:eastAsia="Arial" w:hAnsi="Arial" w:cs="Arial"/>
@@ -4307,9 +4232,6 @@
             </w:tcBorders>
           </w:tcPr>
           <w:p>
-            <w:pPr>
-              <w:spacing w:after="0"/>
-            </w:pPr>
             <w:r>
               <w:rPr>
                 <w:rFonts w:ascii="Arial" w:eastAsia="Arial" w:hAnsi="Arial" w:cs="Arial"/>
@@ -4330,9 +4252,6 @@
             </w:tcBorders>
           </w:tcPr>
           <w:p>
-            <w:pPr>
-              <w:spacing w:after="0"/>
-            </w:pPr>
             <w:r>
               <w:rPr>
                 <w:rFonts w:ascii="Arial" w:eastAsia="Arial" w:hAnsi="Arial" w:cs="Arial"/>
@@ -4358,9 +4277,6 @@
             </w:tcBorders>
           </w:tcPr>
           <w:p>
-            <w:pPr>
-              <w:spacing w:after="0"/>
-            </w:pPr>
             <w:r>
               <w:rPr>
                 <w:rFonts w:ascii="Arial" w:eastAsia="Arial" w:hAnsi="Arial" w:cs="Arial"/>
@@ -4381,9 +4297,6 @@
             </w:tcBorders>
           </w:tcPr>
           <w:p>
-            <w:pPr>
-              <w:spacing w:after="0"/>
-            </w:pPr>
             <w:r>
               <w:rPr>
                 <w:rFonts w:ascii="Arial" w:eastAsia="Arial" w:hAnsi="Arial" w:cs="Arial"/>
@@ -4404,9 +4317,6 @@
             </w:tcBorders>
           </w:tcPr>
           <w:p>
-            <w:pPr>
-              <w:spacing w:after="0"/>
-            </w:pPr>
             <w:r>
               <w:rPr>
                 <w:rFonts w:ascii="Arial" w:eastAsia="Arial" w:hAnsi="Arial" w:cs="Arial"/>
@@ -4427,9 +4337,6 @@
             </w:tcBorders>
           </w:tcPr>
           <w:p>
-            <w:pPr>
-              <w:spacing w:after="0"/>
-            </w:pPr>
             <w:r>
               <w:rPr>
                 <w:rFonts w:ascii="Arial" w:eastAsia="Arial" w:hAnsi="Arial" w:cs="Arial"/>
@@ -4455,9 +4362,6 @@
             </w:tcBorders>
           </w:tcPr>
           <w:p>
-            <w:pPr>
-              <w:spacing w:after="0"/>
-            </w:pPr>
             <w:r>
               <w:rPr>
                 <w:rFonts w:ascii="Arial" w:eastAsia="Arial" w:hAnsi="Arial" w:cs="Arial"/>
@@ -4478,9 +4382,6 @@
             </w:tcBorders>
           </w:tcPr>
           <w:p>
-            <w:pPr>
-              <w:spacing w:after="0"/>
-            </w:pPr>
             <w:r>
               <w:rPr>
                 <w:rFonts w:ascii="Arial" w:eastAsia="Arial" w:hAnsi="Arial" w:cs="Arial"/>
@@ -4501,9 +4402,6 @@
             </w:tcBorders>
           </w:tcPr>
           <w:p>
-            <w:pPr>
-              <w:spacing w:after="0"/>
-            </w:pPr>
             <w:r>
               <w:rPr>
                 <w:rFonts w:ascii="Arial" w:eastAsia="Arial" w:hAnsi="Arial" w:cs="Arial"/>
@@ -4524,9 +4422,6 @@
             </w:tcBorders>
           </w:tcPr>
           <w:p>
-            <w:pPr>
-              <w:spacing w:after="0"/>
-            </w:pPr>
             <w:r>
               <w:rPr>
                 <w:rFonts w:ascii="Arial" w:eastAsia="Arial" w:hAnsi="Arial" w:cs="Arial"/>
@@ -4552,9 +4447,6 @@
             </w:tcBorders>
           </w:tcPr>
           <w:p>
-            <w:pPr>
-              <w:spacing w:after="0"/>
-            </w:pPr>
             <w:r>
               <w:rPr>
                 <w:rFonts w:ascii="Arial" w:eastAsia="Arial" w:hAnsi="Arial" w:cs="Arial"/>
@@ -4575,9 +4467,6 @@
             </w:tcBorders>
           </w:tcPr>
           <w:p>
-            <w:pPr>
-              <w:spacing w:after="0"/>
-            </w:pPr>
             <w:r>
               <w:rPr>
                 <w:rFonts w:ascii="Arial" w:eastAsia="Arial" w:hAnsi="Arial" w:cs="Arial"/>
@@ -4598,9 +4487,6 @@
             </w:tcBorders>
           </w:tcPr>
           <w:p>
-            <w:pPr>
-              <w:spacing w:after="0"/>
-            </w:pPr>
             <w:r>
               <w:rPr>
                 <w:rFonts w:ascii="Arial" w:eastAsia="Arial" w:hAnsi="Arial" w:cs="Arial"/>
@@ -4621,9 +4507,6 @@
             </w:tcBorders>
           </w:tcPr>
           <w:p>
-            <w:pPr>
-              <w:spacing w:after="0"/>
-            </w:pPr>
             <w:r>
               <w:rPr>
                 <w:rFonts w:ascii="Arial" w:eastAsia="Arial" w:hAnsi="Arial" w:cs="Arial"/>
@@ -4649,9 +4532,6 @@
             </w:tcBorders>
           </w:tcPr>
           <w:p>
-            <w:pPr>
-              <w:spacing w:after="0"/>
-            </w:pPr>
             <w:r>
               <w:rPr>
                 <w:rFonts w:ascii="Arial" w:eastAsia="Arial" w:hAnsi="Arial" w:cs="Arial"/>
@@ -4672,9 +4552,6 @@
             </w:tcBorders>
           </w:tcPr>
           <w:p>
-            <w:pPr>
-              <w:spacing w:after="0"/>
-            </w:pPr>
             <w:r>
               <w:rPr>
                 <w:rFonts w:ascii="Arial" w:eastAsia="Arial" w:hAnsi="Arial" w:cs="Arial"/>
@@ -4695,9 +4572,6 @@
             </w:tcBorders>
           </w:tcPr>
           <w:p>
-            <w:pPr>
-              <w:spacing w:after="0"/>
-            </w:pPr>
             <w:r>
               <w:rPr>
                 <w:rFonts w:ascii="Arial" w:eastAsia="Arial" w:hAnsi="Arial" w:cs="Arial"/>
@@ -4718,9 +4592,6 @@
             </w:tcBorders>
           </w:tcPr>
           <w:p>
-            <w:pPr>
-              <w:spacing w:after="0"/>
-            </w:pPr>
             <w:r>
               <w:rPr>
                 <w:rFonts w:ascii="Arial" w:eastAsia="Arial" w:hAnsi="Arial" w:cs="Arial"/>
@@ -4746,9 +4617,6 @@
             </w:tcBorders>
           </w:tcPr>
           <w:p>
-            <w:pPr>
-              <w:spacing w:after="0"/>
-            </w:pPr>
             <w:r>
               <w:rPr>
                 <w:rFonts w:ascii="Arial" w:eastAsia="Arial" w:hAnsi="Arial" w:cs="Arial"/>
@@ -4769,9 +4637,6 @@
             </w:tcBorders>
           </w:tcPr>
           <w:p>
-            <w:pPr>
-              <w:spacing w:after="0"/>
-            </w:pPr>
             <w:r>
               <w:rPr>
                 <w:rFonts w:ascii="Arial" w:eastAsia="Arial" w:hAnsi="Arial" w:cs="Arial"/>
@@ -4792,9 +4657,6 @@
             </w:tcBorders>
           </w:tcPr>
           <w:p>
-            <w:pPr>
-              <w:spacing w:after="0"/>
-            </w:pPr>
             <w:r>
               <w:rPr>
                 <w:rFonts w:ascii="Arial" w:eastAsia="Arial" w:hAnsi="Arial" w:cs="Arial"/>
@@ -4815,9 +4677,6 @@
             </w:tcBorders>
           </w:tcPr>
           <w:p>
-            <w:pPr>
-              <w:spacing w:after="0"/>
-            </w:pPr>
             <w:r>
               <w:rPr>
                 <w:rFonts w:ascii="Arial" w:eastAsia="Arial" w:hAnsi="Arial" w:cs="Arial"/>
@@ -4843,9 +4702,6 @@
             </w:tcBorders>
           </w:tcPr>
           <w:p>
-            <w:pPr>
-              <w:spacing w:after="0"/>
-            </w:pPr>
             <w:r>
               <w:rPr>
                 <w:rFonts w:ascii="Arial" w:eastAsia="Arial" w:hAnsi="Arial" w:cs="Arial"/>
@@ -4866,9 +4722,6 @@
             </w:tcBorders>
           </w:tcPr>
           <w:p>
-            <w:pPr>
-              <w:spacing w:after="0"/>
-            </w:pPr>
             <w:r>
               <w:rPr>
                 <w:rFonts w:ascii="Arial" w:eastAsia="Arial" w:hAnsi="Arial" w:cs="Arial"/>
@@ -4889,9 +4742,6 @@
             </w:tcBorders>
           </w:tcPr>
           <w:p>
-            <w:pPr>
-              <w:spacing w:after="0"/>
-            </w:pPr>
             <w:r>
               <w:rPr>
                 <w:rFonts w:ascii="Arial" w:eastAsia="Arial" w:hAnsi="Arial" w:cs="Arial"/>
@@ -4912,9 +4762,6 @@
             </w:tcBorders>
           </w:tcPr>
           <w:p>
-            <w:pPr>
-              <w:spacing w:after="0"/>
-            </w:pPr>
             <w:r>
               <w:rPr>
                 <w:rFonts w:ascii="Arial" w:eastAsia="Arial" w:hAnsi="Arial" w:cs="Arial"/>
@@ -4940,9 +4787,6 @@
             </w:tcBorders>
           </w:tcPr>
           <w:p>
-            <w:pPr>
-              <w:spacing w:after="0"/>
-            </w:pPr>
             <w:r>
               <w:rPr>
                 <w:rFonts w:ascii="Arial" w:eastAsia="Arial" w:hAnsi="Arial" w:cs="Arial"/>
@@ -4963,9 +4807,6 @@
             </w:tcBorders>
           </w:tcPr>
           <w:p>
-            <w:pPr>
-              <w:spacing w:after="0"/>
-            </w:pPr>
             <w:r>
               <w:rPr>
                 <w:rFonts w:ascii="Arial" w:eastAsia="Arial" w:hAnsi="Arial" w:cs="Arial"/>
@@ -4986,9 +4827,6 @@
             </w:tcBorders>
           </w:tcPr>
           <w:p>
-            <w:pPr>
-              <w:spacing w:after="0"/>
-            </w:pPr>
             <w:r>
               <w:rPr>
                 <w:rFonts w:ascii="Arial" w:eastAsia="Arial" w:hAnsi="Arial" w:cs="Arial"/>
@@ -5009,9 +4847,6 @@
             </w:tcBorders>
           </w:tcPr>
           <w:p>
-            <w:pPr>
-              <w:spacing w:after="0"/>
-            </w:pPr>
             <w:r>
               <w:rPr>
                 <w:rFonts w:ascii="Arial" w:eastAsia="Arial" w:hAnsi="Arial" w:cs="Arial"/>
@@ -5037,9 +4872,6 @@
             </w:tcBorders>
           </w:tcPr>
           <w:p>
-            <w:pPr>
-              <w:spacing w:after="0"/>
-            </w:pPr>
             <w:r>
               <w:rPr>
                 <w:rFonts w:ascii="Arial" w:eastAsia="Arial" w:hAnsi="Arial" w:cs="Arial"/>
@@ -5060,9 +4892,6 @@
             </w:tcBorders>
           </w:tcPr>
           <w:p>
-            <w:pPr>
-              <w:spacing w:after="0"/>
-            </w:pPr>
             <w:r>
               <w:rPr>
                 <w:rFonts w:ascii="Arial" w:eastAsia="Arial" w:hAnsi="Arial" w:cs="Arial"/>
@@ -5083,9 +4912,6 @@
             </w:tcBorders>
           </w:tcPr>
           <w:p>
-            <w:pPr>
-              <w:spacing w:after="0"/>
-            </w:pPr>
             <w:r>
               <w:rPr>
                 <w:rFonts w:ascii="Arial" w:eastAsia="Arial" w:hAnsi="Arial" w:cs="Arial"/>
@@ -5106,9 +4932,6 @@
             </w:tcBorders>
           </w:tcPr>
           <w:p>
-            <w:pPr>
-              <w:spacing w:after="0"/>
-            </w:pPr>
             <w:r>
               <w:rPr>
                 <w:rFonts w:ascii="Arial" w:eastAsia="Arial" w:hAnsi="Arial" w:cs="Arial"/>
@@ -5148,7 +4971,6 @@
         <w:tblCellMar>
           <w:top w:w="122" w:type="dxa"/>
           <w:left w:w="80" w:type="dxa"/>
-          <w:bottom w:w="0" w:type="dxa"/>
           <w:right w:w="102" w:type="dxa"/>
         </w:tblCellMar>
         <w:tblLook w:val="04A0" w:firstRow="1" w:lastRow="0" w:firstColumn="1" w:lastColumn="0" w:noHBand="0" w:noVBand="1"/>
@@ -5176,7 +4998,6 @@
           </w:tcPr>
           <w:p>
             <w:pPr>
-              <w:spacing w:after="0"/>
               <w:ind w:left="22"/>
               <w:jc w:val="both"/>
             </w:pPr>
@@ -5202,9 +5023,6 @@
             <w:shd w:val="clear" w:color="auto" w:fill="D3D3D3"/>
           </w:tcPr>
           <w:p>
-            <w:pPr>
-              <w:spacing w:after="0"/>
-            </w:pPr>
             <w:r>
               <w:rPr>
                 <w:rFonts w:ascii="Arial" w:eastAsia="Arial" w:hAnsi="Arial" w:cs="Arial"/>
@@ -5227,9 +5045,6 @@
             <w:shd w:val="clear" w:color="auto" w:fill="D3D3D3"/>
           </w:tcPr>
           <w:p>
-            <w:pPr>
-              <w:spacing w:after="0"/>
-            </w:pPr>
             <w:r>
               <w:rPr>
                 <w:rFonts w:ascii="Arial" w:eastAsia="Arial" w:hAnsi="Arial" w:cs="Arial"/>
@@ -5252,9 +5067,6 @@
             <w:shd w:val="clear" w:color="auto" w:fill="D3D3D3"/>
           </w:tcPr>
           <w:p>
-            <w:pPr>
-              <w:spacing w:after="0"/>
-            </w:pPr>
             <w:r>
               <w:rPr>
                 <w:rFonts w:ascii="Arial" w:eastAsia="Arial" w:hAnsi="Arial" w:cs="Arial"/>
@@ -5281,9 +5093,6 @@
             </w:tcBorders>
           </w:tcPr>
           <w:p>
-            <w:pPr>
-              <w:spacing w:after="0"/>
-            </w:pPr>
             <w:r>
               <w:rPr>
                 <w:rFonts w:ascii="Arial" w:eastAsia="Arial" w:hAnsi="Arial" w:cs="Arial"/>
@@ -5304,9 +5113,6 @@
             </w:tcBorders>
           </w:tcPr>
           <w:p>
-            <w:pPr>
-              <w:spacing w:after="0"/>
-            </w:pPr>
             <w:r>
               <w:rPr>
                 <w:rFonts w:ascii="Arial" w:eastAsia="Arial" w:hAnsi="Arial" w:cs="Arial"/>
@@ -5327,9 +5133,6 @@
             </w:tcBorders>
           </w:tcPr>
           <w:p>
-            <w:pPr>
-              <w:spacing w:after="0"/>
-            </w:pPr>
             <w:r>
               <w:rPr>
                 <w:rFonts w:ascii="Arial" w:eastAsia="Arial" w:hAnsi="Arial" w:cs="Arial"/>
@@ -5350,9 +5153,6 @@
             </w:tcBorders>
           </w:tcPr>
           <w:p>
-            <w:pPr>
-              <w:spacing w:after="0"/>
-            </w:pPr>
             <w:r>
               <w:rPr>
                 <w:rFonts w:ascii="Arial" w:eastAsia="Arial" w:hAnsi="Arial" w:cs="Arial"/>
@@ -5378,9 +5178,6 @@
             </w:tcBorders>
           </w:tcPr>
           <w:p>
-            <w:pPr>
-              <w:spacing w:after="0"/>
-            </w:pPr>
             <w:r>
               <w:rPr>
                 <w:rFonts w:ascii="Arial" w:eastAsia="Arial" w:hAnsi="Arial" w:cs="Arial"/>
@@ -5401,9 +5198,6 @@
             </w:tcBorders>
           </w:tcPr>
           <w:p>
-            <w:pPr>
-              <w:spacing w:after="0"/>
-            </w:pPr>
             <w:r>
               <w:rPr>
                 <w:rFonts w:ascii="Arial" w:eastAsia="Arial" w:hAnsi="Arial" w:cs="Arial"/>
@@ -5424,9 +5218,6 @@
             </w:tcBorders>
           </w:tcPr>
           <w:p>
-            <w:pPr>
-              <w:spacing w:after="0"/>
-            </w:pPr>
             <w:r>
               <w:rPr>
                 <w:rFonts w:ascii="Arial" w:eastAsia="Arial" w:hAnsi="Arial" w:cs="Arial"/>
@@ -5447,9 +5238,6 @@
             </w:tcBorders>
           </w:tcPr>
           <w:p>
-            <w:pPr>
-              <w:spacing w:after="0"/>
-            </w:pPr>
             <w:r>
               <w:rPr>
                 <w:rFonts w:ascii="Arial" w:eastAsia="Arial" w:hAnsi="Arial" w:cs="Arial"/>
@@ -5475,9 +5263,6 @@
             </w:tcBorders>
           </w:tcPr>
           <w:p>
-            <w:pPr>
-              <w:spacing w:after="0"/>
-            </w:pPr>
             <w:r>
               <w:rPr>
                 <w:rFonts w:ascii="Arial" w:eastAsia="Arial" w:hAnsi="Arial" w:cs="Arial"/>
@@ -5498,9 +5283,6 @@
             </w:tcBorders>
           </w:tcPr>
           <w:p>
-            <w:pPr>
-              <w:spacing w:after="0"/>
-            </w:pPr>
             <w:r>
               <w:rPr>
                 <w:rFonts w:ascii="Arial" w:eastAsia="Arial" w:hAnsi="Arial" w:cs="Arial"/>
@@ -5521,9 +5303,6 @@
             </w:tcBorders>
           </w:tcPr>
           <w:p>
-            <w:pPr>
-              <w:spacing w:after="0"/>
-            </w:pPr>
             <w:r>
               <w:rPr>
                 <w:rFonts w:ascii="Arial" w:eastAsia="Arial" w:hAnsi="Arial" w:cs="Arial"/>
@@ -5544,9 +5323,6 @@
             </w:tcBorders>
           </w:tcPr>
           <w:p>
-            <w:pPr>
-              <w:spacing w:after="0"/>
-            </w:pPr>
             <w:r>
               <w:rPr>
                 <w:rFonts w:ascii="Arial" w:eastAsia="Arial" w:hAnsi="Arial" w:cs="Arial"/>
@@ -5572,9 +5348,6 @@
             </w:tcBorders>
           </w:tcPr>
           <w:p>
-            <w:pPr>
-              <w:spacing w:after="0"/>
-            </w:pPr>
             <w:r>
               <w:rPr>
                 <w:rFonts w:ascii="Arial" w:eastAsia="Arial" w:hAnsi="Arial" w:cs="Arial"/>
@@ -5595,9 +5368,6 @@
             </w:tcBorders>
           </w:tcPr>
           <w:p>
-            <w:pPr>
-              <w:spacing w:after="0"/>
-            </w:pPr>
             <w:r>
               <w:rPr>
                 <w:rFonts w:ascii="Arial" w:eastAsia="Arial" w:hAnsi="Arial" w:cs="Arial"/>
@@ -5618,9 +5388,6 @@
             </w:tcBorders>
           </w:tcPr>
           <w:p>
-            <w:pPr>
-              <w:spacing w:after="0"/>
-            </w:pPr>
             <w:r>
               <w:rPr>
                 <w:rFonts w:ascii="Arial" w:eastAsia="Arial" w:hAnsi="Arial" w:cs="Arial"/>
@@ -5641,9 +5408,6 @@
             </w:tcBorders>
           </w:tcPr>
           <w:p>
-            <w:pPr>
-              <w:spacing w:after="0"/>
-            </w:pPr>
             <w:r>
               <w:rPr>
                 <w:rFonts w:ascii="Arial" w:eastAsia="Arial" w:hAnsi="Arial" w:cs="Arial"/>
@@ -5669,9 +5433,6 @@
             </w:tcBorders>
           </w:tcPr>
           <w:p>
-            <w:pPr>
-              <w:spacing w:after="0"/>
-            </w:pPr>
             <w:r>
               <w:rPr>
                 <w:rFonts w:ascii="Arial" w:eastAsia="Arial" w:hAnsi="Arial" w:cs="Arial"/>
@@ -5692,9 +5453,6 @@
             </w:tcBorders>
           </w:tcPr>
           <w:p>
-            <w:pPr>
-              <w:spacing w:after="0"/>
-            </w:pPr>
             <w:r>
               <w:rPr>
                 <w:rFonts w:ascii="Arial" w:eastAsia="Arial" w:hAnsi="Arial" w:cs="Arial"/>
@@ -5715,9 +5473,6 @@
             </w:tcBorders>
           </w:tcPr>
           <w:p>
-            <w:pPr>
-              <w:spacing w:after="0"/>
-            </w:pPr>
             <w:r>
               <w:rPr>
                 <w:rFonts w:ascii="Arial" w:eastAsia="Arial" w:hAnsi="Arial" w:cs="Arial"/>
@@ -5738,9 +5493,6 @@
             </w:tcBorders>
           </w:tcPr>
           <w:p>
-            <w:pPr>
-              <w:spacing w:after="0"/>
-            </w:pPr>
             <w:r>
               <w:rPr>
                 <w:rFonts w:ascii="Arial" w:eastAsia="Arial" w:hAnsi="Arial" w:cs="Arial"/>
@@ -5766,9 +5518,6 @@
             </w:tcBorders>
           </w:tcPr>
           <w:p>
-            <w:pPr>
-              <w:spacing w:after="0"/>
-            </w:pPr>
             <w:r>
               <w:rPr>
                 <w:rFonts w:ascii="Arial" w:eastAsia="Arial" w:hAnsi="Arial" w:cs="Arial"/>
@@ -5789,9 +5538,6 @@
             </w:tcBorders>
           </w:tcPr>
           <w:p>
-            <w:pPr>
-              <w:spacing w:after="0"/>
-            </w:pPr>
             <w:r>
               <w:rPr>
                 <w:rFonts w:ascii="Arial" w:eastAsia="Arial" w:hAnsi="Arial" w:cs="Arial"/>
@@ -5828,9 +5574,6 @@
             </w:tcBorders>
           </w:tcPr>
           <w:p>
-            <w:pPr>
-              <w:spacing w:after="0"/>
-            </w:pPr>
             <w:r>
               <w:rPr>
                 <w:rFonts w:ascii="Arial" w:eastAsia="Arial" w:hAnsi="Arial" w:cs="Arial"/>
@@ -5851,9 +5594,6 @@
             </w:tcBorders>
           </w:tcPr>
           <w:p>
-            <w:pPr>
-              <w:spacing w:after="0"/>
-            </w:pPr>
             <w:r>
               <w:rPr>
                 <w:rFonts w:ascii="Arial" w:eastAsia="Arial" w:hAnsi="Arial" w:cs="Arial"/>
@@ -5879,9 +5619,6 @@
             </w:tcBorders>
           </w:tcPr>
           <w:p>
-            <w:pPr>
-              <w:spacing w:after="0"/>
-            </w:pPr>
             <w:r>
               <w:rPr>
                 <w:rFonts w:ascii="Arial" w:eastAsia="Arial" w:hAnsi="Arial" w:cs="Arial"/>
@@ -5902,9 +5639,6 @@
             </w:tcBorders>
           </w:tcPr>
           <w:p>
-            <w:pPr>
-              <w:spacing w:after="0"/>
-            </w:pPr>
             <w:r>
               <w:rPr>
                 <w:rFonts w:ascii="Arial" w:eastAsia="Arial" w:hAnsi="Arial" w:cs="Arial"/>
@@ -5925,9 +5659,6 @@
             </w:tcBorders>
           </w:tcPr>
           <w:p>
-            <w:pPr>
-              <w:spacing w:after="0"/>
-            </w:pPr>
             <w:r>
               <w:rPr>
                 <w:rFonts w:ascii="Arial" w:eastAsia="Arial" w:hAnsi="Arial" w:cs="Arial"/>
@@ -5948,9 +5679,6 @@
             </w:tcBorders>
           </w:tcPr>
           <w:p>
-            <w:pPr>
-              <w:spacing w:after="0"/>
-            </w:pPr>
             <w:r>
               <w:rPr>
                 <w:rFonts w:ascii="Arial" w:eastAsia="Arial" w:hAnsi="Arial" w:cs="Arial"/>
@@ -5976,9 +5704,6 @@
             </w:tcBorders>
           </w:tcPr>
           <w:p>
-            <w:pPr>
-              <w:spacing w:after="0"/>
-            </w:pPr>
             <w:r>
               <w:rPr>
                 <w:rFonts w:ascii="Arial" w:eastAsia="Arial" w:hAnsi="Arial" w:cs="Arial"/>
@@ -5999,9 +5724,6 @@
             </w:tcBorders>
           </w:tcPr>
           <w:p>
-            <w:pPr>
-              <w:spacing w:after="0"/>
-            </w:pPr>
             <w:r>
               <w:rPr>
                 <w:rFonts w:ascii="Arial" w:eastAsia="Arial" w:hAnsi="Arial" w:cs="Arial"/>
@@ -6022,9 +5744,6 @@
             </w:tcBorders>
           </w:tcPr>
           <w:p>
-            <w:pPr>
-              <w:spacing w:after="0"/>
-            </w:pPr>
             <w:r>
               <w:rPr>
                 <w:rFonts w:ascii="Arial" w:eastAsia="Arial" w:hAnsi="Arial" w:cs="Arial"/>
@@ -6045,9 +5764,6 @@
             </w:tcBorders>
           </w:tcPr>
           <w:p>
-            <w:pPr>
-              <w:spacing w:after="0"/>
-            </w:pPr>
             <w:r>
               <w:rPr>
                 <w:rFonts w:ascii="Arial" w:eastAsia="Arial" w:hAnsi="Arial" w:cs="Arial"/>
@@ -6073,9 +5789,6 @@
             </w:tcBorders>
           </w:tcPr>
           <w:p>
-            <w:pPr>
-              <w:spacing w:after="0"/>
-            </w:pPr>
             <w:r>
               <w:rPr>
                 <w:rFonts w:ascii="Arial" w:eastAsia="Arial" w:hAnsi="Arial" w:cs="Arial"/>
@@ -6096,9 +5809,6 @@
             </w:tcBorders>
           </w:tcPr>
           <w:p>
-            <w:pPr>
-              <w:spacing w:after="0"/>
-            </w:pPr>
             <w:r>
               <w:rPr>
                 <w:rFonts w:ascii="Arial" w:eastAsia="Arial" w:hAnsi="Arial" w:cs="Arial"/>
@@ -6119,9 +5829,6 @@
             </w:tcBorders>
           </w:tcPr>
           <w:p>
-            <w:pPr>
-              <w:spacing w:after="0"/>
-            </w:pPr>
             <w:r>
               <w:rPr>
                 <w:rFonts w:ascii="Arial" w:eastAsia="Arial" w:hAnsi="Arial" w:cs="Arial"/>
@@ -6142,9 +5849,6 @@
             </w:tcBorders>
           </w:tcPr>
           <w:p>
-            <w:pPr>
-              <w:spacing w:after="0"/>
-            </w:pPr>
             <w:r>
               <w:rPr>
                 <w:rFonts w:ascii="Arial" w:eastAsia="Arial" w:hAnsi="Arial" w:cs="Arial"/>
@@ -6170,9 +5874,6 @@
             </w:tcBorders>
           </w:tcPr>
           <w:p>
-            <w:pPr>
-              <w:spacing w:after="0"/>
-            </w:pPr>
             <w:r>
               <w:rPr>
                 <w:rFonts w:ascii="Arial" w:eastAsia="Arial" w:hAnsi="Arial" w:cs="Arial"/>
@@ -6193,9 +5894,6 @@
             </w:tcBorders>
           </w:tcPr>
           <w:p>
-            <w:pPr>
-              <w:spacing w:after="0"/>
-            </w:pPr>
             <w:r>
               <w:rPr>
                 <w:rFonts w:ascii="Arial" w:eastAsia="Arial" w:hAnsi="Arial" w:cs="Arial"/>
@@ -6216,9 +5914,6 @@
             </w:tcBorders>
           </w:tcPr>
           <w:p>
-            <w:pPr>
-              <w:spacing w:after="0"/>
-            </w:pPr>
             <w:r>
               <w:rPr>
                 <w:rFonts w:ascii="Arial" w:eastAsia="Arial" w:hAnsi="Arial" w:cs="Arial"/>
@@ -6239,9 +5934,6 @@
             </w:tcBorders>
           </w:tcPr>
           <w:p>
-            <w:pPr>
-              <w:spacing w:after="0"/>
-            </w:pPr>
             <w:r>
               <w:rPr>
                 <w:rFonts w:ascii="Arial" w:eastAsia="Arial" w:hAnsi="Arial" w:cs="Arial"/>

--- a/python-assignment/list/my_list_question/List_Questions_Basic_to_Hard.docx
+++ b/python-assignment/list/my_list_question/List_Questions_Basic_to_Hard.docx
@@ -3714,10 +3714,16 @@
             </w:tcBorders>
           </w:tcPr>
           <w:p>
-            <w:r>
-              <w:rPr>
-                <w:rFonts w:ascii="Arial" w:eastAsia="Arial" w:hAnsi="Arial" w:cs="Arial"/>
-                <w:sz w:val="15"/>
+            <w:pPr>
+              <w:rPr>
+                <w:highlight w:val="cyan"/>
+              </w:rPr>
+            </w:pPr>
+            <w:r>
+              <w:rPr>
+                <w:rFonts w:ascii="Arial" w:eastAsia="Arial" w:hAnsi="Arial" w:cs="Arial"/>
+                <w:sz w:val="15"/>
+                <w:highlight w:val="cyan"/>
               </w:rPr>
               <w:t>28</w:t>
             </w:r>
@@ -3734,10 +3740,16 @@
             </w:tcBorders>
           </w:tcPr>
           <w:p>
-            <w:r>
-              <w:rPr>
-                <w:rFonts w:ascii="Arial" w:eastAsia="Arial" w:hAnsi="Arial" w:cs="Arial"/>
-                <w:sz w:val="15"/>
+            <w:pPr>
+              <w:rPr>
+                <w:highlight w:val="cyan"/>
+              </w:rPr>
+            </w:pPr>
+            <w:r>
+              <w:rPr>
+                <w:rFonts w:ascii="Arial" w:eastAsia="Arial" w:hAnsi="Arial" w:cs="Arial"/>
+                <w:sz w:val="15"/>
+                <w:highlight w:val="cyan"/>
               </w:rPr>
               <w:t>Find common elements between two lists.</w:t>
             </w:r>
@@ -3754,10 +3766,16 @@
             </w:tcBorders>
           </w:tcPr>
           <w:p>
-            <w:r>
-              <w:rPr>
-                <w:rFonts w:ascii="Arial" w:eastAsia="Arial" w:hAnsi="Arial" w:cs="Arial"/>
-                <w:sz w:val="15"/>
+            <w:pPr>
+              <w:rPr>
+                <w:highlight w:val="cyan"/>
+              </w:rPr>
+            </w:pPr>
+            <w:r>
+              <w:rPr>
+                <w:rFonts w:ascii="Arial" w:eastAsia="Arial" w:hAnsi="Arial" w:cs="Arial"/>
+                <w:sz w:val="15"/>
+                <w:highlight w:val="cyan"/>
               </w:rPr>
               <w:t>[1, 2, 3, 4] and [3, 4, 5, 6]</w:t>
             </w:r>
@@ -3774,10 +3792,16 @@
             </w:tcBorders>
           </w:tcPr>
           <w:p>
-            <w:r>
-              <w:rPr>
-                <w:rFonts w:ascii="Arial" w:eastAsia="Arial" w:hAnsi="Arial" w:cs="Arial"/>
-                <w:sz w:val="15"/>
+            <w:pPr>
+              <w:rPr>
+                <w:highlight w:val="cyan"/>
+              </w:rPr>
+            </w:pPr>
+            <w:r>
+              <w:rPr>
+                <w:rFonts w:ascii="Arial" w:eastAsia="Arial" w:hAnsi="Arial" w:cs="Arial"/>
+                <w:sz w:val="15"/>
+                <w:highlight w:val="cyan"/>
               </w:rPr>
               <w:t>[3, 4]</w:t>
             </w:r>
@@ -3799,10 +3823,16 @@
             </w:tcBorders>
           </w:tcPr>
           <w:p>
-            <w:r>
-              <w:rPr>
-                <w:rFonts w:ascii="Arial" w:eastAsia="Arial" w:hAnsi="Arial" w:cs="Arial"/>
-                <w:sz w:val="15"/>
+            <w:pPr>
+              <w:rPr>
+                <w:highlight w:val="cyan"/>
+              </w:rPr>
+            </w:pPr>
+            <w:r>
+              <w:rPr>
+                <w:rFonts w:ascii="Arial" w:eastAsia="Arial" w:hAnsi="Arial" w:cs="Arial"/>
+                <w:sz w:val="15"/>
+                <w:highlight w:val="cyan"/>
               </w:rPr>
               <w:t>29</w:t>
             </w:r>
@@ -3819,10 +3849,16 @@
             </w:tcBorders>
           </w:tcPr>
           <w:p>
-            <w:r>
-              <w:rPr>
-                <w:rFonts w:ascii="Arial" w:eastAsia="Arial" w:hAnsi="Arial" w:cs="Arial"/>
-                <w:sz w:val="15"/>
+            <w:pPr>
+              <w:rPr>
+                <w:highlight w:val="cyan"/>
+              </w:rPr>
+            </w:pPr>
+            <w:r>
+              <w:rPr>
+                <w:rFonts w:ascii="Arial" w:eastAsia="Arial" w:hAnsi="Arial" w:cs="Arial"/>
+                <w:sz w:val="15"/>
+                <w:highlight w:val="cyan"/>
               </w:rPr>
               <w:t>Find elements present in the first list but not the second.</w:t>
             </w:r>
@@ -3839,10 +3875,16 @@
             </w:tcBorders>
           </w:tcPr>
           <w:p>
-            <w:r>
-              <w:rPr>
-                <w:rFonts w:ascii="Arial" w:eastAsia="Arial" w:hAnsi="Arial" w:cs="Arial"/>
-                <w:sz w:val="15"/>
+            <w:pPr>
+              <w:rPr>
+                <w:highlight w:val="cyan"/>
+              </w:rPr>
+            </w:pPr>
+            <w:r>
+              <w:rPr>
+                <w:rFonts w:ascii="Arial" w:eastAsia="Arial" w:hAnsi="Arial" w:cs="Arial"/>
+                <w:sz w:val="15"/>
+                <w:highlight w:val="cyan"/>
               </w:rPr>
               <w:t>[1, 2, 3, 4] and [3, 4, 5]</w:t>
             </w:r>
@@ -3859,10 +3901,16 @@
             </w:tcBorders>
           </w:tcPr>
           <w:p>
-            <w:r>
-              <w:rPr>
-                <w:rFonts w:ascii="Arial" w:eastAsia="Arial" w:hAnsi="Arial" w:cs="Arial"/>
-                <w:sz w:val="15"/>
+            <w:pPr>
+              <w:rPr>
+                <w:highlight w:val="cyan"/>
+              </w:rPr>
+            </w:pPr>
+            <w:r>
+              <w:rPr>
+                <w:rFonts w:ascii="Arial" w:eastAsia="Arial" w:hAnsi="Arial" w:cs="Arial"/>
+                <w:sz w:val="15"/>
+                <w:highlight w:val="cyan"/>
               </w:rPr>
               <w:t>[1, 2]</w:t>
             </w:r>
@@ -3884,10 +3932,16 @@
             </w:tcBorders>
           </w:tcPr>
           <w:p>
-            <w:r>
-              <w:rPr>
-                <w:rFonts w:ascii="Arial" w:eastAsia="Arial" w:hAnsi="Arial" w:cs="Arial"/>
-                <w:sz w:val="15"/>
+            <w:pPr>
+              <w:rPr>
+                <w:highlight w:val="cyan"/>
+              </w:rPr>
+            </w:pPr>
+            <w:r>
+              <w:rPr>
+                <w:rFonts w:ascii="Arial" w:eastAsia="Arial" w:hAnsi="Arial" w:cs="Arial"/>
+                <w:sz w:val="15"/>
+                <w:highlight w:val="cyan"/>
               </w:rPr>
               <w:t>30</w:t>
             </w:r>
@@ -3904,10 +3958,16 @@
             </w:tcBorders>
           </w:tcPr>
           <w:p>
-            <w:r>
-              <w:rPr>
-                <w:rFonts w:ascii="Arial" w:eastAsia="Arial" w:hAnsi="Arial" w:cs="Arial"/>
-                <w:sz w:val="15"/>
+            <w:pPr>
+              <w:rPr>
+                <w:highlight w:val="cyan"/>
+              </w:rPr>
+            </w:pPr>
+            <w:r>
+              <w:rPr>
+                <w:rFonts w:ascii="Arial" w:eastAsia="Arial" w:hAnsi="Arial" w:cs="Arial"/>
+                <w:sz w:val="15"/>
+                <w:highlight w:val="cyan"/>
               </w:rPr>
               <w:t>Move all zeros to the end of a list.</w:t>
             </w:r>
@@ -3924,10 +3984,16 @@
             </w:tcBorders>
           </w:tcPr>
           <w:p>
-            <w:r>
-              <w:rPr>
-                <w:rFonts w:ascii="Arial" w:eastAsia="Arial" w:hAnsi="Arial" w:cs="Arial"/>
-                <w:sz w:val="15"/>
+            <w:pPr>
+              <w:rPr>
+                <w:highlight w:val="cyan"/>
+              </w:rPr>
+            </w:pPr>
+            <w:r>
+              <w:rPr>
+                <w:rFonts w:ascii="Arial" w:eastAsia="Arial" w:hAnsi="Arial" w:cs="Arial"/>
+                <w:sz w:val="15"/>
+                <w:highlight w:val="cyan"/>
               </w:rPr>
               <w:t>[0, 1, 0, 3, 12]</w:t>
             </w:r>
@@ -3944,10 +4010,16 @@
             </w:tcBorders>
           </w:tcPr>
           <w:p>
-            <w:r>
-              <w:rPr>
-                <w:rFonts w:ascii="Arial" w:eastAsia="Arial" w:hAnsi="Arial" w:cs="Arial"/>
-                <w:sz w:val="15"/>
+            <w:pPr>
+              <w:rPr>
+                <w:highlight w:val="cyan"/>
+              </w:rPr>
+            </w:pPr>
+            <w:r>
+              <w:rPr>
+                <w:rFonts w:ascii="Arial" w:eastAsia="Arial" w:hAnsi="Arial" w:cs="Arial"/>
+                <w:sz w:val="15"/>
+                <w:highlight w:val="cyan"/>
               </w:rPr>
               <w:t>[1, 3, 12, 0, 0]</w:t>
             </w:r>
@@ -3959,8 +4031,6 @@
       <w:r>
         <w:br w:type="page"/>
       </w:r>
-      <w:bookmarkStart w:id="0" w:name="_GoBack"/>
-      <w:bookmarkEnd w:id="0"/>
     </w:p>
     <w:p>
       <w:pPr>
@@ -4192,10 +4262,16 @@
             </w:tcBorders>
           </w:tcPr>
           <w:p>
-            <w:r>
-              <w:rPr>
-                <w:rFonts w:ascii="Arial" w:eastAsia="Arial" w:hAnsi="Arial" w:cs="Arial"/>
-                <w:sz w:val="15"/>
+            <w:pPr>
+              <w:rPr>
+                <w:highlight w:val="cyan"/>
+              </w:rPr>
+            </w:pPr>
+            <w:r>
+              <w:rPr>
+                <w:rFonts w:ascii="Arial" w:eastAsia="Arial" w:hAnsi="Arial" w:cs="Arial"/>
+                <w:sz w:val="15"/>
+                <w:highlight w:val="cyan"/>
               </w:rPr>
               <w:t>32</w:t>
             </w:r>
@@ -4212,10 +4288,16 @@
             </w:tcBorders>
           </w:tcPr>
           <w:p>
-            <w:r>
-              <w:rPr>
-                <w:rFonts w:ascii="Arial" w:eastAsia="Arial" w:hAnsi="Arial" w:cs="Arial"/>
-                <w:sz w:val="15"/>
+            <w:pPr>
+              <w:rPr>
+                <w:highlight w:val="cyan"/>
+              </w:rPr>
+            </w:pPr>
+            <w:r>
+              <w:rPr>
+                <w:rFonts w:ascii="Arial" w:eastAsia="Arial" w:hAnsi="Arial" w:cs="Arial"/>
+                <w:sz w:val="15"/>
+                <w:highlight w:val="cyan"/>
               </w:rPr>
               <w:t>Rotate a list to the right by 2 positions.</w:t>
             </w:r>
@@ -4232,10 +4314,16 @@
             </w:tcBorders>
           </w:tcPr>
           <w:p>
-            <w:r>
-              <w:rPr>
-                <w:rFonts w:ascii="Arial" w:eastAsia="Arial" w:hAnsi="Arial" w:cs="Arial"/>
-                <w:sz w:val="15"/>
+            <w:pPr>
+              <w:rPr>
+                <w:highlight w:val="cyan"/>
+              </w:rPr>
+            </w:pPr>
+            <w:r>
+              <w:rPr>
+                <w:rFonts w:ascii="Arial" w:eastAsia="Arial" w:hAnsi="Arial" w:cs="Arial"/>
+                <w:sz w:val="15"/>
+                <w:highlight w:val="cyan"/>
               </w:rPr>
               <w:t>[1, 2, 3, 4, 5]</w:t>
             </w:r>
@@ -4252,10 +4340,16 @@
             </w:tcBorders>
           </w:tcPr>
           <w:p>
-            <w:r>
-              <w:rPr>
-                <w:rFonts w:ascii="Arial" w:eastAsia="Arial" w:hAnsi="Arial" w:cs="Arial"/>
-                <w:sz w:val="15"/>
+            <w:pPr>
+              <w:rPr>
+                <w:highlight w:val="cyan"/>
+              </w:rPr>
+            </w:pPr>
+            <w:r>
+              <w:rPr>
+                <w:rFonts w:ascii="Arial" w:eastAsia="Arial" w:hAnsi="Arial" w:cs="Arial"/>
+                <w:sz w:val="15"/>
+                <w:highlight w:val="cyan"/>
               </w:rPr>
               <w:t>[4, 5, 1, 2, 3]</w:t>
             </w:r>
@@ -4532,10 +4626,16 @@
             </w:tcBorders>
           </w:tcPr>
           <w:p>
-            <w:r>
-              <w:rPr>
-                <w:rFonts w:ascii="Arial" w:eastAsia="Arial" w:hAnsi="Arial" w:cs="Arial"/>
-                <w:sz w:val="15"/>
+            <w:pPr>
+              <w:rPr>
+                <w:highlight w:val="cyan"/>
+              </w:rPr>
+            </w:pPr>
+            <w:r>
+              <w:rPr>
+                <w:rFonts w:ascii="Arial" w:eastAsia="Arial" w:hAnsi="Arial" w:cs="Arial"/>
+                <w:sz w:val="15"/>
+                <w:highlight w:val="cyan"/>
               </w:rPr>
               <w:t>36</w:t>
             </w:r>
@@ -4552,10 +4652,16 @@
             </w:tcBorders>
           </w:tcPr>
           <w:p>
-            <w:r>
-              <w:rPr>
-                <w:rFonts w:ascii="Arial" w:eastAsia="Arial" w:hAnsi="Arial" w:cs="Arial"/>
-                <w:sz w:val="15"/>
+            <w:pPr>
+              <w:rPr>
+                <w:highlight w:val="cyan"/>
+              </w:rPr>
+            </w:pPr>
+            <w:r>
+              <w:rPr>
+                <w:rFonts w:ascii="Arial" w:eastAsia="Arial" w:hAnsi="Arial" w:cs="Arial"/>
+                <w:sz w:val="15"/>
+                <w:highlight w:val="cyan"/>
               </w:rPr>
               <w:t>Merge two sorted lists into one sorted list.</w:t>
             </w:r>
@@ -4572,10 +4678,16 @@
             </w:tcBorders>
           </w:tcPr>
           <w:p>
-            <w:r>
-              <w:rPr>
-                <w:rFonts w:ascii="Arial" w:eastAsia="Arial" w:hAnsi="Arial" w:cs="Arial"/>
-                <w:sz w:val="15"/>
+            <w:pPr>
+              <w:rPr>
+                <w:highlight w:val="cyan"/>
+              </w:rPr>
+            </w:pPr>
+            <w:r>
+              <w:rPr>
+                <w:rFonts w:ascii="Arial" w:eastAsia="Arial" w:hAnsi="Arial" w:cs="Arial"/>
+                <w:sz w:val="15"/>
+                <w:highlight w:val="cyan"/>
               </w:rPr>
               <w:t>[1, 3, 5] and [2, 4, 6]</w:t>
             </w:r>
@@ -4592,15 +4704,23 @@
             </w:tcBorders>
           </w:tcPr>
           <w:p>
-            <w:r>
-              <w:rPr>
-                <w:rFonts w:ascii="Arial" w:eastAsia="Arial" w:hAnsi="Arial" w:cs="Arial"/>
-                <w:sz w:val="15"/>
+            <w:pPr>
+              <w:rPr>
+                <w:highlight w:val="cyan"/>
+              </w:rPr>
+            </w:pPr>
+            <w:r>
+              <w:rPr>
+                <w:rFonts w:ascii="Arial" w:eastAsia="Arial" w:hAnsi="Arial" w:cs="Arial"/>
+                <w:sz w:val="15"/>
+                <w:highlight w:val="cyan"/>
               </w:rPr>
               <w:t>[1, 2, 3, 4, 5, 6]</w:t>
             </w:r>
           </w:p>
         </w:tc>
+        <w:bookmarkStart w:id="0" w:name="_GoBack"/>
+        <w:bookmarkEnd w:id="0"/>
       </w:tr>
       <w:tr>
         <w:trPr>
@@ -4787,10 +4907,16 @@
             </w:tcBorders>
           </w:tcPr>
           <w:p>
-            <w:r>
-              <w:rPr>
-                <w:rFonts w:ascii="Arial" w:eastAsia="Arial" w:hAnsi="Arial" w:cs="Arial"/>
-                <w:sz w:val="15"/>
+            <w:pPr>
+              <w:rPr>
+                <w:highlight w:val="cyan"/>
+              </w:rPr>
+            </w:pPr>
+            <w:r>
+              <w:rPr>
+                <w:rFonts w:ascii="Arial" w:eastAsia="Arial" w:hAnsi="Arial" w:cs="Arial"/>
+                <w:sz w:val="15"/>
+                <w:highlight w:val="cyan"/>
               </w:rPr>
               <w:t>39</w:t>
             </w:r>
@@ -4807,10 +4933,16 @@
             </w:tcBorders>
           </w:tcPr>
           <w:p>
-            <w:r>
-              <w:rPr>
-                <w:rFonts w:ascii="Arial" w:eastAsia="Arial" w:hAnsi="Arial" w:cs="Arial"/>
-                <w:sz w:val="15"/>
+            <w:pPr>
+              <w:rPr>
+                <w:highlight w:val="cyan"/>
+              </w:rPr>
+            </w:pPr>
+            <w:r>
+              <w:rPr>
+                <w:rFonts w:ascii="Arial" w:eastAsia="Arial" w:hAnsi="Arial" w:cs="Arial"/>
+                <w:sz w:val="15"/>
+                <w:highlight w:val="cyan"/>
               </w:rPr>
               <w:t>Group numbers into even and odd lists.</w:t>
             </w:r>
@@ -4827,10 +4959,16 @@
             </w:tcBorders>
           </w:tcPr>
           <w:p>
-            <w:r>
-              <w:rPr>
-                <w:rFonts w:ascii="Arial" w:eastAsia="Arial" w:hAnsi="Arial" w:cs="Arial"/>
-                <w:sz w:val="15"/>
+            <w:pPr>
+              <w:rPr>
+                <w:highlight w:val="cyan"/>
+              </w:rPr>
+            </w:pPr>
+            <w:r>
+              <w:rPr>
+                <w:rFonts w:ascii="Arial" w:eastAsia="Arial" w:hAnsi="Arial" w:cs="Arial"/>
+                <w:sz w:val="15"/>
+                <w:highlight w:val="cyan"/>
               </w:rPr>
               <w:t>[1, 2, 3, 4, 5, 6]</w:t>
             </w:r>
@@ -4847,10 +4985,16 @@
             </w:tcBorders>
           </w:tcPr>
           <w:p>
-            <w:r>
-              <w:rPr>
-                <w:rFonts w:ascii="Arial" w:eastAsia="Arial" w:hAnsi="Arial" w:cs="Arial"/>
-                <w:sz w:val="15"/>
+            <w:pPr>
+              <w:rPr>
+                <w:highlight w:val="cyan"/>
+              </w:rPr>
+            </w:pPr>
+            <w:r>
+              <w:rPr>
+                <w:rFonts w:ascii="Arial" w:eastAsia="Arial" w:hAnsi="Arial" w:cs="Arial"/>
+                <w:sz w:val="15"/>
+                <w:highlight w:val="cyan"/>
               </w:rPr>
               <w:t>Even: [2, 4, 6], Odd: [1, 3, 5]</w:t>
             </w:r>

--- a/python-assignment/list/my_list_question/List_Questions_Basic_to_Hard.docx
+++ b/python-assignment/list/my_list_question/List_Questions_Basic_to_Hard.docx
@@ -4177,10 +4177,16 @@
             </w:tcBorders>
           </w:tcPr>
           <w:p>
-            <w:r>
-              <w:rPr>
-                <w:rFonts w:ascii="Arial" w:eastAsia="Arial" w:hAnsi="Arial" w:cs="Arial"/>
-                <w:sz w:val="15"/>
+            <w:pPr>
+              <w:rPr>
+                <w:highlight w:val="cyan"/>
+              </w:rPr>
+            </w:pPr>
+            <w:r>
+              <w:rPr>
+                <w:rFonts w:ascii="Arial" w:eastAsia="Arial" w:hAnsi="Arial" w:cs="Arial"/>
+                <w:sz w:val="15"/>
+                <w:highlight w:val="cyan"/>
               </w:rPr>
               <w:t>31</w:t>
             </w:r>
@@ -4197,10 +4203,16 @@
             </w:tcBorders>
           </w:tcPr>
           <w:p>
-            <w:r>
-              <w:rPr>
-                <w:rFonts w:ascii="Arial" w:eastAsia="Arial" w:hAnsi="Arial" w:cs="Arial"/>
-                <w:sz w:val="15"/>
+            <w:pPr>
+              <w:rPr>
+                <w:highlight w:val="cyan"/>
+              </w:rPr>
+            </w:pPr>
+            <w:r>
+              <w:rPr>
+                <w:rFonts w:ascii="Arial" w:eastAsia="Arial" w:hAnsi="Arial" w:cs="Arial"/>
+                <w:sz w:val="15"/>
+                <w:highlight w:val="cyan"/>
               </w:rPr>
               <w:t>Find the third largest unique element.</w:t>
             </w:r>
@@ -4217,10 +4229,16 @@
             </w:tcBorders>
           </w:tcPr>
           <w:p>
-            <w:r>
-              <w:rPr>
-                <w:rFonts w:ascii="Arial" w:eastAsia="Arial" w:hAnsi="Arial" w:cs="Arial"/>
-                <w:sz w:val="15"/>
+            <w:pPr>
+              <w:rPr>
+                <w:highlight w:val="cyan"/>
+              </w:rPr>
+            </w:pPr>
+            <w:r>
+              <w:rPr>
+                <w:rFonts w:ascii="Arial" w:eastAsia="Arial" w:hAnsi="Arial" w:cs="Arial"/>
+                <w:sz w:val="15"/>
+                <w:highlight w:val="cyan"/>
               </w:rPr>
               <w:t>[10, 20, 40, 40, 30, 50]</w:t>
             </w:r>
@@ -4237,10 +4255,16 @@
             </w:tcBorders>
           </w:tcPr>
           <w:p>
-            <w:r>
-              <w:rPr>
-                <w:rFonts w:ascii="Arial" w:eastAsia="Arial" w:hAnsi="Arial" w:cs="Arial"/>
-                <w:sz w:val="15"/>
+            <w:pPr>
+              <w:rPr>
+                <w:highlight w:val="cyan"/>
+              </w:rPr>
+            </w:pPr>
+            <w:r>
+              <w:rPr>
+                <w:rFonts w:ascii="Arial" w:eastAsia="Arial" w:hAnsi="Arial" w:cs="Arial"/>
+                <w:sz w:val="15"/>
+                <w:highlight w:val="cyan"/>
               </w:rPr>
               <w:t>30</w:t>
             </w:r>
@@ -4371,10 +4395,16 @@
             </w:tcBorders>
           </w:tcPr>
           <w:p>
-            <w:r>
-              <w:rPr>
-                <w:rFonts w:ascii="Arial" w:eastAsia="Arial" w:hAnsi="Arial" w:cs="Arial"/>
-                <w:sz w:val="15"/>
+            <w:pPr>
+              <w:rPr>
+                <w:highlight w:val="cyan"/>
+              </w:rPr>
+            </w:pPr>
+            <w:r>
+              <w:rPr>
+                <w:rFonts w:ascii="Arial" w:eastAsia="Arial" w:hAnsi="Arial" w:cs="Arial"/>
+                <w:sz w:val="15"/>
+                <w:highlight w:val="cyan"/>
               </w:rPr>
               <w:t>33</w:t>
             </w:r>
@@ -4391,10 +4421,16 @@
             </w:tcBorders>
           </w:tcPr>
           <w:p>
-            <w:r>
-              <w:rPr>
-                <w:rFonts w:ascii="Arial" w:eastAsia="Arial" w:hAnsi="Arial" w:cs="Arial"/>
-                <w:sz w:val="15"/>
+            <w:pPr>
+              <w:rPr>
+                <w:highlight w:val="cyan"/>
+              </w:rPr>
+            </w:pPr>
+            <w:r>
+              <w:rPr>
+                <w:rFonts w:ascii="Arial" w:eastAsia="Arial" w:hAnsi="Arial" w:cs="Arial"/>
+                <w:sz w:val="15"/>
+                <w:highlight w:val="cyan"/>
               </w:rPr>
               <w:t>Rotate a list to the left by 2 positions.</w:t>
             </w:r>
@@ -4411,10 +4447,16 @@
             </w:tcBorders>
           </w:tcPr>
           <w:p>
-            <w:r>
-              <w:rPr>
-                <w:rFonts w:ascii="Arial" w:eastAsia="Arial" w:hAnsi="Arial" w:cs="Arial"/>
-                <w:sz w:val="15"/>
+            <w:pPr>
+              <w:rPr>
+                <w:highlight w:val="cyan"/>
+              </w:rPr>
+            </w:pPr>
+            <w:r>
+              <w:rPr>
+                <w:rFonts w:ascii="Arial" w:eastAsia="Arial" w:hAnsi="Arial" w:cs="Arial"/>
+                <w:sz w:val="15"/>
+                <w:highlight w:val="cyan"/>
               </w:rPr>
               <w:t>[1, 2, 3, 4, 5]</w:t>
             </w:r>
@@ -4431,10 +4473,16 @@
             </w:tcBorders>
           </w:tcPr>
           <w:p>
-            <w:r>
-              <w:rPr>
-                <w:rFonts w:ascii="Arial" w:eastAsia="Arial" w:hAnsi="Arial" w:cs="Arial"/>
-                <w:sz w:val="15"/>
+            <w:pPr>
+              <w:rPr>
+                <w:highlight w:val="cyan"/>
+              </w:rPr>
+            </w:pPr>
+            <w:r>
+              <w:rPr>
+                <w:rFonts w:ascii="Arial" w:eastAsia="Arial" w:hAnsi="Arial" w:cs="Arial"/>
+                <w:sz w:val="15"/>
+                <w:highlight w:val="cyan"/>
               </w:rPr>
               <w:t>[3, 4, 5, 1, 2]</w:t>
             </w:r>
@@ -4719,8 +4767,6 @@
             </w:r>
           </w:p>
         </w:tc>
-        <w:bookmarkStart w:id="0" w:name="_GoBack"/>
-        <w:bookmarkEnd w:id="0"/>
       </w:tr>
       <w:tr>
         <w:trPr>
@@ -4822,10 +4868,16 @@
             </w:tcBorders>
           </w:tcPr>
           <w:p>
-            <w:r>
-              <w:rPr>
-                <w:rFonts w:ascii="Arial" w:eastAsia="Arial" w:hAnsi="Arial" w:cs="Arial"/>
-                <w:sz w:val="15"/>
+            <w:pPr>
+              <w:rPr>
+                <w:highlight w:val="cyan"/>
+              </w:rPr>
+            </w:pPr>
+            <w:r>
+              <w:rPr>
+                <w:rFonts w:ascii="Arial" w:eastAsia="Arial" w:hAnsi="Arial" w:cs="Arial"/>
+                <w:sz w:val="15"/>
+                <w:highlight w:val="cyan"/>
               </w:rPr>
               <w:t>38</w:t>
             </w:r>
@@ -4842,10 +4894,16 @@
             </w:tcBorders>
           </w:tcPr>
           <w:p>
-            <w:r>
-              <w:rPr>
-                <w:rFonts w:ascii="Arial" w:eastAsia="Arial" w:hAnsi="Arial" w:cs="Arial"/>
-                <w:sz w:val="15"/>
+            <w:pPr>
+              <w:rPr>
+                <w:highlight w:val="cyan"/>
+              </w:rPr>
+            </w:pPr>
+            <w:r>
+              <w:rPr>
+                <w:rFonts w:ascii="Arial" w:eastAsia="Arial" w:hAnsi="Arial" w:cs="Arial"/>
+                <w:sz w:val="15"/>
+                <w:highlight w:val="cyan"/>
               </w:rPr>
               <w:t>Find the longest word in a list of words.</w:t>
             </w:r>
@@ -4862,10 +4920,16 @@
             </w:tcBorders>
           </w:tcPr>
           <w:p>
-            <w:r>
-              <w:rPr>
-                <w:rFonts w:ascii="Arial" w:eastAsia="Arial" w:hAnsi="Arial" w:cs="Arial"/>
-                <w:sz w:val="15"/>
+            <w:pPr>
+              <w:rPr>
+                <w:highlight w:val="cyan"/>
+              </w:rPr>
+            </w:pPr>
+            <w:r>
+              <w:rPr>
+                <w:rFonts w:ascii="Arial" w:eastAsia="Arial" w:hAnsi="Arial" w:cs="Arial"/>
+                <w:sz w:val="15"/>
+                <w:highlight w:val="cyan"/>
               </w:rPr>
               <w:t>['cat', 'elephant', 'dog', 'tiger']</w:t>
             </w:r>
@@ -4882,10 +4946,16 @@
             </w:tcBorders>
           </w:tcPr>
           <w:p>
-            <w:r>
-              <w:rPr>
-                <w:rFonts w:ascii="Arial" w:eastAsia="Arial" w:hAnsi="Arial" w:cs="Arial"/>
-                <w:sz w:val="15"/>
+            <w:pPr>
+              <w:rPr>
+                <w:highlight w:val="cyan"/>
+              </w:rPr>
+            </w:pPr>
+            <w:r>
+              <w:rPr>
+                <w:rFonts w:ascii="Arial" w:eastAsia="Arial" w:hAnsi="Arial" w:cs="Arial"/>
+                <w:sz w:val="15"/>
+                <w:highlight w:val="cyan"/>
               </w:rPr>
               <w:t>elephant</w:t>
             </w:r>
@@ -5662,10 +5732,16 @@
             </w:tcBorders>
           </w:tcPr>
           <w:p>
-            <w:r>
-              <w:rPr>
-                <w:rFonts w:ascii="Arial" w:eastAsia="Arial" w:hAnsi="Arial" w:cs="Arial"/>
-                <w:sz w:val="15"/>
+            <w:pPr>
+              <w:rPr>
+                <w:highlight w:val="cyan"/>
+              </w:rPr>
+            </w:pPr>
+            <w:r>
+              <w:rPr>
+                <w:rFonts w:ascii="Arial" w:eastAsia="Arial" w:hAnsi="Arial" w:cs="Arial"/>
+                <w:sz w:val="15"/>
+                <w:highlight w:val="cyan"/>
               </w:rPr>
               <w:t>46</w:t>
             </w:r>
@@ -5682,10 +5758,16 @@
             </w:tcBorders>
           </w:tcPr>
           <w:p>
-            <w:r>
-              <w:rPr>
-                <w:rFonts w:ascii="Arial" w:eastAsia="Arial" w:hAnsi="Arial" w:cs="Arial"/>
-                <w:sz w:val="15"/>
+            <w:pPr>
+              <w:rPr>
+                <w:highlight w:val="cyan"/>
+              </w:rPr>
+            </w:pPr>
+            <w:r>
+              <w:rPr>
+                <w:rFonts w:ascii="Arial" w:eastAsia="Arial" w:hAnsi="Arial" w:cs="Arial"/>
+                <w:sz w:val="15"/>
+                <w:highlight w:val="cyan"/>
               </w:rPr>
               <w:t xml:space="preserve">Find the duplicate number in a list containing values 1 </w:t>
             </w:r>
@@ -5694,6 +5776,7 @@
               <w:rPr>
                 <w:rFonts w:ascii="Arial" w:eastAsia="Arial" w:hAnsi="Arial" w:cs="Arial"/>
                 <w:sz w:val="15"/>
+                <w:highlight w:val="cyan"/>
               </w:rPr>
               <w:t>to n</w:t>
             </w:r>
@@ -5702,6 +5785,7 @@
               <w:rPr>
                 <w:rFonts w:ascii="Arial" w:eastAsia="Arial" w:hAnsi="Arial" w:cs="Arial"/>
                 <w:sz w:val="15"/>
+                <w:highlight w:val="cyan"/>
               </w:rPr>
               <w:t>.</w:t>
             </w:r>
@@ -5718,10 +5802,16 @@
             </w:tcBorders>
           </w:tcPr>
           <w:p>
-            <w:r>
-              <w:rPr>
-                <w:rFonts w:ascii="Arial" w:eastAsia="Arial" w:hAnsi="Arial" w:cs="Arial"/>
-                <w:sz w:val="15"/>
+            <w:pPr>
+              <w:rPr>
+                <w:highlight w:val="cyan"/>
+              </w:rPr>
+            </w:pPr>
+            <w:r>
+              <w:rPr>
+                <w:rFonts w:ascii="Arial" w:eastAsia="Arial" w:hAnsi="Arial" w:cs="Arial"/>
+                <w:sz w:val="15"/>
+                <w:highlight w:val="cyan"/>
               </w:rPr>
               <w:t>[1, 3, 4, 2, 2]</w:t>
             </w:r>
@@ -5738,10 +5828,16 @@
             </w:tcBorders>
           </w:tcPr>
           <w:p>
-            <w:r>
-              <w:rPr>
-                <w:rFonts w:ascii="Arial" w:eastAsia="Arial" w:hAnsi="Arial" w:cs="Arial"/>
-                <w:sz w:val="15"/>
+            <w:pPr>
+              <w:rPr>
+                <w:highlight w:val="cyan"/>
+              </w:rPr>
+            </w:pPr>
+            <w:r>
+              <w:rPr>
+                <w:rFonts w:ascii="Arial" w:eastAsia="Arial" w:hAnsi="Arial" w:cs="Arial"/>
+                <w:sz w:val="15"/>
+                <w:highlight w:val="cyan"/>
               </w:rPr>
               <w:t>2</w:t>
             </w:r>
@@ -5848,6 +5944,7 @@
             </w:tcBorders>
           </w:tcPr>
           <w:p>
+            <w:bookmarkStart w:id="0" w:name="_GoBack" w:colFirst="0" w:colLast="3"/>
             <w:r>
               <w:rPr>
                 <w:rFonts w:ascii="Arial" w:eastAsia="Arial" w:hAnsi="Arial" w:cs="Arial"/>
@@ -5918,6 +6015,7 @@
           </w:p>
         </w:tc>
       </w:tr>
+      <w:bookmarkEnd w:id="0"/>
       <w:tr>
         <w:trPr>
           <w:trHeight w:val="340"/>

--- a/python-assignment/list/my_list_question/List_Questions_Basic_to_Hard.docx
+++ b/python-assignment/list/my_list_question/List_Questions_Basic_to_Hard.docx
@@ -4504,10 +4504,16 @@
             </w:tcBorders>
           </w:tcPr>
           <w:p>
-            <w:r>
-              <w:rPr>
-                <w:rFonts w:ascii="Arial" w:eastAsia="Arial" w:hAnsi="Arial" w:cs="Arial"/>
-                <w:sz w:val="15"/>
+            <w:pPr>
+              <w:rPr>
+                <w:highlight w:val="cyan"/>
+              </w:rPr>
+            </w:pPr>
+            <w:r>
+              <w:rPr>
+                <w:rFonts w:ascii="Arial" w:eastAsia="Arial" w:hAnsi="Arial" w:cs="Arial"/>
+                <w:sz w:val="15"/>
+                <w:highlight w:val="cyan"/>
               </w:rPr>
               <w:t>34</w:t>
             </w:r>
@@ -4524,10 +4530,16 @@
             </w:tcBorders>
           </w:tcPr>
           <w:p>
-            <w:r>
-              <w:rPr>
-                <w:rFonts w:ascii="Arial" w:eastAsia="Arial" w:hAnsi="Arial" w:cs="Arial"/>
-                <w:sz w:val="15"/>
+            <w:pPr>
+              <w:rPr>
+                <w:highlight w:val="cyan"/>
+              </w:rPr>
+            </w:pPr>
+            <w:r>
+              <w:rPr>
+                <w:rFonts w:ascii="Arial" w:eastAsia="Arial" w:hAnsi="Arial" w:cs="Arial"/>
+                <w:sz w:val="15"/>
+                <w:highlight w:val="cyan"/>
               </w:rPr>
               <w:t>Find all pairs whose sum equals a target.</w:t>
             </w:r>
@@ -4544,10 +4556,16 @@
             </w:tcBorders>
           </w:tcPr>
           <w:p>
-            <w:r>
-              <w:rPr>
-                <w:rFonts w:ascii="Arial" w:eastAsia="Arial" w:hAnsi="Arial" w:cs="Arial"/>
-                <w:sz w:val="15"/>
+            <w:pPr>
+              <w:rPr>
+                <w:highlight w:val="cyan"/>
+              </w:rPr>
+            </w:pPr>
+            <w:r>
+              <w:rPr>
+                <w:rFonts w:ascii="Arial" w:eastAsia="Arial" w:hAnsi="Arial" w:cs="Arial"/>
+                <w:sz w:val="15"/>
+                <w:highlight w:val="cyan"/>
               </w:rPr>
               <w:t>[2, 4, 3, 5, 7], target 7</w:t>
             </w:r>
@@ -4564,10 +4582,16 @@
             </w:tcBorders>
           </w:tcPr>
           <w:p>
-            <w:r>
-              <w:rPr>
-                <w:rFonts w:ascii="Arial" w:eastAsia="Arial" w:hAnsi="Arial" w:cs="Arial"/>
-                <w:sz w:val="15"/>
+            <w:pPr>
+              <w:rPr>
+                <w:highlight w:val="cyan"/>
+              </w:rPr>
+            </w:pPr>
+            <w:r>
+              <w:rPr>
+                <w:rFonts w:ascii="Arial" w:eastAsia="Arial" w:hAnsi="Arial" w:cs="Arial"/>
+                <w:sz w:val="15"/>
+                <w:highlight w:val="cyan"/>
               </w:rPr>
               <w:t>[(2, 5), (4, 3)]</w:t>
             </w:r>
@@ -5111,7 +5135,16 @@
                 <w:rFonts w:ascii="Arial" w:eastAsia="Arial" w:hAnsi="Arial" w:cs="Arial"/>
                 <w:sz w:val="15"/>
               </w:rPr>
-              <w:t>Find the running/cumulative sum of a list.</w:t>
+              <w:t>Find the running/cumulativ</w:t>
+            </w:r>
+            <w:bookmarkStart w:id="0" w:name="_GoBack"/>
+            <w:bookmarkEnd w:id="0"/>
+            <w:r>
+              <w:rPr>
+                <w:rFonts w:ascii="Arial" w:eastAsia="Arial" w:hAnsi="Arial" w:cs="Arial"/>
+                <w:sz w:val="15"/>
+              </w:rPr>
+              <w:t>e sum of a list.</w:t>
             </w:r>
           </w:p>
         </w:tc>
@@ -5944,7 +5977,6 @@
             </w:tcBorders>
           </w:tcPr>
           <w:p>
-            <w:bookmarkStart w:id="0" w:name="_GoBack" w:colFirst="0" w:colLast="3"/>
             <w:r>
               <w:rPr>
                 <w:rFonts w:ascii="Arial" w:eastAsia="Arial" w:hAnsi="Arial" w:cs="Arial"/>
@@ -6011,92 +6043,6 @@
                 <w:sz w:val="15"/>
               </w:rPr>
               <w:t>[24, 12, 8, 6]</w:t>
-            </w:r>
-          </w:p>
-        </w:tc>
-      </w:tr>
-      <w:bookmarkEnd w:id="0"/>
-      <w:tr>
-        <w:trPr>
-          <w:trHeight w:val="340"/>
-        </w:trPr>
-        <w:tc>
-          <w:tcPr>
-            <w:tcW w:w="737" w:type="dxa"/>
-            <w:tcBorders>
-              <w:top w:val="single" w:sz="3" w:space="0" w:color="808080"/>
-              <w:left w:val="single" w:sz="3" w:space="0" w:color="808080"/>
-              <w:bottom w:val="single" w:sz="3" w:space="0" w:color="808080"/>
-              <w:right w:val="single" w:sz="3" w:space="0" w:color="808080"/>
-            </w:tcBorders>
-          </w:tcPr>
-          <w:p>
-            <w:r>
-              <w:rPr>
-                <w:rFonts w:ascii="Arial" w:eastAsia="Arial" w:hAnsi="Arial" w:cs="Arial"/>
-                <w:sz w:val="15"/>
-              </w:rPr>
-              <w:t>49</w:t>
-            </w:r>
-          </w:p>
-        </w:tc>
-        <w:tc>
-          <w:tcPr>
-            <w:tcW w:w="4422" w:type="dxa"/>
-            <w:tcBorders>
-              <w:top w:val="single" w:sz="3" w:space="0" w:color="808080"/>
-              <w:left w:val="single" w:sz="3" w:space="0" w:color="808080"/>
-              <w:bottom w:val="single" w:sz="3" w:space="0" w:color="808080"/>
-              <w:right w:val="single" w:sz="3" w:space="0" w:color="808080"/>
-            </w:tcBorders>
-          </w:tcPr>
-          <w:p>
-            <w:r>
-              <w:rPr>
-                <w:rFonts w:ascii="Arial" w:eastAsia="Arial" w:hAnsi="Arial" w:cs="Arial"/>
-                <w:sz w:val="15"/>
-              </w:rPr>
-              <w:t>Find the maximum profit from one buy and one sell.</w:t>
-            </w:r>
-          </w:p>
-        </w:tc>
-        <w:tc>
-          <w:tcPr>
-            <w:tcW w:w="2551" w:type="dxa"/>
-            <w:tcBorders>
-              <w:top w:val="single" w:sz="3" w:space="0" w:color="808080"/>
-              <w:left w:val="single" w:sz="3" w:space="0" w:color="808080"/>
-              <w:bottom w:val="single" w:sz="3" w:space="0" w:color="808080"/>
-              <w:right w:val="single" w:sz="3" w:space="0" w:color="808080"/>
-            </w:tcBorders>
-          </w:tcPr>
-          <w:p>
-            <w:r>
-              <w:rPr>
-                <w:rFonts w:ascii="Arial" w:eastAsia="Arial" w:hAnsi="Arial" w:cs="Arial"/>
-                <w:sz w:val="15"/>
-              </w:rPr>
-              <w:t>[7, 1, 5, 3, 6, 4]</w:t>
-            </w:r>
-          </w:p>
-        </w:tc>
-        <w:tc>
-          <w:tcPr>
-            <w:tcW w:w="2551" w:type="dxa"/>
-            <w:tcBorders>
-              <w:top w:val="single" w:sz="3" w:space="0" w:color="808080"/>
-              <w:left w:val="single" w:sz="3" w:space="0" w:color="808080"/>
-              <w:bottom w:val="single" w:sz="3" w:space="0" w:color="808080"/>
-              <w:right w:val="single" w:sz="3" w:space="0" w:color="808080"/>
-            </w:tcBorders>
-          </w:tcPr>
-          <w:p>
-            <w:r>
-              <w:rPr>
-                <w:rFonts w:ascii="Arial" w:eastAsia="Arial" w:hAnsi="Arial" w:cs="Arial"/>
-                <w:sz w:val="15"/>
-              </w:rPr>
-              <w:t>5</w:t>
             </w:r>
           </w:p>
         </w:tc>
@@ -6121,6 +6067,91 @@
                 <w:rFonts w:ascii="Arial" w:eastAsia="Arial" w:hAnsi="Arial" w:cs="Arial"/>
                 <w:sz w:val="15"/>
               </w:rPr>
+              <w:t>49</w:t>
+            </w:r>
+          </w:p>
+        </w:tc>
+        <w:tc>
+          <w:tcPr>
+            <w:tcW w:w="4422" w:type="dxa"/>
+            <w:tcBorders>
+              <w:top w:val="single" w:sz="3" w:space="0" w:color="808080"/>
+              <w:left w:val="single" w:sz="3" w:space="0" w:color="808080"/>
+              <w:bottom w:val="single" w:sz="3" w:space="0" w:color="808080"/>
+              <w:right w:val="single" w:sz="3" w:space="0" w:color="808080"/>
+            </w:tcBorders>
+          </w:tcPr>
+          <w:p>
+            <w:r>
+              <w:rPr>
+                <w:rFonts w:ascii="Arial" w:eastAsia="Arial" w:hAnsi="Arial" w:cs="Arial"/>
+                <w:sz w:val="15"/>
+              </w:rPr>
+              <w:t>Find the maximum profit from one buy and one sell.</w:t>
+            </w:r>
+          </w:p>
+        </w:tc>
+        <w:tc>
+          <w:tcPr>
+            <w:tcW w:w="2551" w:type="dxa"/>
+            <w:tcBorders>
+              <w:top w:val="single" w:sz="3" w:space="0" w:color="808080"/>
+              <w:left w:val="single" w:sz="3" w:space="0" w:color="808080"/>
+              <w:bottom w:val="single" w:sz="3" w:space="0" w:color="808080"/>
+              <w:right w:val="single" w:sz="3" w:space="0" w:color="808080"/>
+            </w:tcBorders>
+          </w:tcPr>
+          <w:p>
+            <w:r>
+              <w:rPr>
+                <w:rFonts w:ascii="Arial" w:eastAsia="Arial" w:hAnsi="Arial" w:cs="Arial"/>
+                <w:sz w:val="15"/>
+              </w:rPr>
+              <w:t>[7, 1, 5, 3, 6, 4]</w:t>
+            </w:r>
+          </w:p>
+        </w:tc>
+        <w:tc>
+          <w:tcPr>
+            <w:tcW w:w="2551" w:type="dxa"/>
+            <w:tcBorders>
+              <w:top w:val="single" w:sz="3" w:space="0" w:color="808080"/>
+              <w:left w:val="single" w:sz="3" w:space="0" w:color="808080"/>
+              <w:bottom w:val="single" w:sz="3" w:space="0" w:color="808080"/>
+              <w:right w:val="single" w:sz="3" w:space="0" w:color="808080"/>
+            </w:tcBorders>
+          </w:tcPr>
+          <w:p>
+            <w:r>
+              <w:rPr>
+                <w:rFonts w:ascii="Arial" w:eastAsia="Arial" w:hAnsi="Arial" w:cs="Arial"/>
+                <w:sz w:val="15"/>
+              </w:rPr>
+              <w:t>5</w:t>
+            </w:r>
+          </w:p>
+        </w:tc>
+      </w:tr>
+      <w:tr>
+        <w:trPr>
+          <w:trHeight w:val="340"/>
+        </w:trPr>
+        <w:tc>
+          <w:tcPr>
+            <w:tcW w:w="737" w:type="dxa"/>
+            <w:tcBorders>
+              <w:top w:val="single" w:sz="3" w:space="0" w:color="808080"/>
+              <w:left w:val="single" w:sz="3" w:space="0" w:color="808080"/>
+              <w:bottom w:val="single" w:sz="3" w:space="0" w:color="808080"/>
+              <w:right w:val="single" w:sz="3" w:space="0" w:color="808080"/>
+            </w:tcBorders>
+          </w:tcPr>
+          <w:p>
+            <w:r>
+              <w:rPr>
+                <w:rFonts w:ascii="Arial" w:eastAsia="Arial" w:hAnsi="Arial" w:cs="Arial"/>
+                <w:sz w:val="15"/>
+              </w:rPr>
               <w:t>50</w:t>
             </w:r>
           </w:p>
@@ -6187,7 +6218,11 @@
         </w:tc>
       </w:tr>
     </w:tbl>
-    <w:p/>
+    <w:p>
+      <w:r>
+        <w:t>+</w:t>
+      </w:r>
+    </w:p>
     <w:sectPr>
       <w:pgSz w:w="11906" w:h="16838"/>
       <w:pgMar w:top="898" w:right="2430" w:bottom="8037" w:left="687" w:header="720" w:footer="720" w:gutter="0"/>

--- a/python-assignment/list/my_list_question/List_Questions_Basic_to_Hard.docx
+++ b/python-assignment/list/my_list_question/List_Questions_Basic_to_Hard.docx
@@ -4807,10 +4807,16 @@
             </w:tcBorders>
           </w:tcPr>
           <w:p>
-            <w:r>
-              <w:rPr>
-                <w:rFonts w:ascii="Arial" w:eastAsia="Arial" w:hAnsi="Arial" w:cs="Arial"/>
-                <w:sz w:val="15"/>
+            <w:pPr>
+              <w:rPr>
+                <w:highlight w:val="cyan"/>
+              </w:rPr>
+            </w:pPr>
+            <w:r>
+              <w:rPr>
+                <w:rFonts w:ascii="Arial" w:eastAsia="Arial" w:hAnsi="Arial" w:cs="Arial"/>
+                <w:sz w:val="15"/>
+                <w:highlight w:val="cyan"/>
               </w:rPr>
               <w:t>37</w:t>
             </w:r>
@@ -4827,10 +4833,16 @@
             </w:tcBorders>
           </w:tcPr>
           <w:p>
-            <w:r>
-              <w:rPr>
-                <w:rFonts w:ascii="Arial" w:eastAsia="Arial" w:hAnsi="Arial" w:cs="Arial"/>
-                <w:sz w:val="15"/>
+            <w:pPr>
+              <w:rPr>
+                <w:highlight w:val="cyan"/>
+              </w:rPr>
+            </w:pPr>
+            <w:r>
+              <w:rPr>
+                <w:rFonts w:ascii="Arial" w:eastAsia="Arial" w:hAnsi="Arial" w:cs="Arial"/>
+                <w:sz w:val="15"/>
+                <w:highlight w:val="cyan"/>
               </w:rPr>
               <w:t>Find the intersection of three lists.</w:t>
             </w:r>
@@ -4847,10 +4859,16 @@
             </w:tcBorders>
           </w:tcPr>
           <w:p>
-            <w:r>
-              <w:rPr>
-                <w:rFonts w:ascii="Arial" w:eastAsia="Arial" w:hAnsi="Arial" w:cs="Arial"/>
-                <w:sz w:val="15"/>
+            <w:pPr>
+              <w:rPr>
+                <w:highlight w:val="cyan"/>
+              </w:rPr>
+            </w:pPr>
+            <w:r>
+              <w:rPr>
+                <w:rFonts w:ascii="Arial" w:eastAsia="Arial" w:hAnsi="Arial" w:cs="Arial"/>
+                <w:sz w:val="15"/>
+                <w:highlight w:val="cyan"/>
               </w:rPr>
               <w:t>[1, 2, 3, 4], [2, 3, 5], [0, 2, 3]</w:t>
             </w:r>
@@ -4867,10 +4885,16 @@
             </w:tcBorders>
           </w:tcPr>
           <w:p>
-            <w:r>
-              <w:rPr>
-                <w:rFonts w:ascii="Arial" w:eastAsia="Arial" w:hAnsi="Arial" w:cs="Arial"/>
-                <w:sz w:val="15"/>
+            <w:pPr>
+              <w:rPr>
+                <w:highlight w:val="cyan"/>
+              </w:rPr>
+            </w:pPr>
+            <w:r>
+              <w:rPr>
+                <w:rFonts w:ascii="Arial" w:eastAsia="Arial" w:hAnsi="Arial" w:cs="Arial"/>
+                <w:sz w:val="15"/>
+                <w:highlight w:val="cyan"/>
               </w:rPr>
               <w:t>[2, 3]</w:t>
             </w:r>
@@ -5135,16 +5159,7 @@
                 <w:rFonts w:ascii="Arial" w:eastAsia="Arial" w:hAnsi="Arial" w:cs="Arial"/>
                 <w:sz w:val="15"/>
               </w:rPr>
-              <w:t>Find the running/cumulativ</w:t>
-            </w:r>
-            <w:bookmarkStart w:id="0" w:name="_GoBack"/>
-            <w:bookmarkEnd w:id="0"/>
-            <w:r>
-              <w:rPr>
-                <w:rFonts w:ascii="Arial" w:eastAsia="Arial" w:hAnsi="Arial" w:cs="Arial"/>
-                <w:sz w:val="15"/>
-              </w:rPr>
-              <w:t>e sum of a list.</w:t>
+              <w:t>Find the running/cumulative sum of a list.</w:t>
             </w:r>
           </w:p>
         </w:tc>
@@ -5892,6 +5907,7 @@
             </w:tcBorders>
           </w:tcPr>
           <w:p>
+            <w:bookmarkStart w:id="0" w:name="_GoBack" w:colFirst="0" w:colLast="3"/>
             <w:r>
               <w:rPr>
                 <w:rFonts w:ascii="Arial" w:eastAsia="Arial" w:hAnsi="Arial" w:cs="Arial"/>
@@ -5962,6 +5978,7 @@
           </w:p>
         </w:tc>
       </w:tr>
+      <w:bookmarkEnd w:id="0"/>
       <w:tr>
         <w:trPr>
           <w:trHeight w:val="340"/>

--- a/python-assignment/list/my_list_question/List_Questions_Basic_to_Hard.docx
+++ b/python-assignment/list/my_list_question/List_Questions_Basic_to_Hard.docx
@@ -5907,7 +5907,6 @@
             </w:tcBorders>
           </w:tcPr>
           <w:p>
-            <w:bookmarkStart w:id="0" w:name="_GoBack" w:colFirst="0" w:colLast="3"/>
             <w:r>
               <w:rPr>
                 <w:rFonts w:ascii="Arial" w:eastAsia="Arial" w:hAnsi="Arial" w:cs="Arial"/>
@@ -5978,7 +5977,6 @@
           </w:p>
         </w:tc>
       </w:tr>
-      <w:bookmarkEnd w:id="0"/>
       <w:tr>
         <w:trPr>
           <w:trHeight w:val="340"/>
@@ -5994,10 +5992,16 @@
             </w:tcBorders>
           </w:tcPr>
           <w:p>
-            <w:r>
-              <w:rPr>
-                <w:rFonts w:ascii="Arial" w:eastAsia="Arial" w:hAnsi="Arial" w:cs="Arial"/>
-                <w:sz w:val="15"/>
+            <w:pPr>
+              <w:rPr>
+                <w:highlight w:val="cyan"/>
+              </w:rPr>
+            </w:pPr>
+            <w:r>
+              <w:rPr>
+                <w:rFonts w:ascii="Arial" w:eastAsia="Arial" w:hAnsi="Arial" w:cs="Arial"/>
+                <w:sz w:val="15"/>
+                <w:highlight w:val="cyan"/>
               </w:rPr>
               <w:t>48</w:t>
             </w:r>
@@ -6014,10 +6018,16 @@
             </w:tcBorders>
           </w:tcPr>
           <w:p>
-            <w:r>
-              <w:rPr>
-                <w:rFonts w:ascii="Arial" w:eastAsia="Arial" w:hAnsi="Arial" w:cs="Arial"/>
-                <w:sz w:val="15"/>
+            <w:pPr>
+              <w:rPr>
+                <w:highlight w:val="cyan"/>
+              </w:rPr>
+            </w:pPr>
+            <w:r>
+              <w:rPr>
+                <w:rFonts w:ascii="Arial" w:eastAsia="Arial" w:hAnsi="Arial" w:cs="Arial"/>
+                <w:sz w:val="15"/>
+                <w:highlight w:val="cyan"/>
               </w:rPr>
               <w:t>Find the product of all elements except the current element.</w:t>
             </w:r>
@@ -6034,10 +6044,16 @@
             </w:tcBorders>
           </w:tcPr>
           <w:p>
-            <w:r>
-              <w:rPr>
-                <w:rFonts w:ascii="Arial" w:eastAsia="Arial" w:hAnsi="Arial" w:cs="Arial"/>
-                <w:sz w:val="15"/>
+            <w:pPr>
+              <w:rPr>
+                <w:highlight w:val="cyan"/>
+              </w:rPr>
+            </w:pPr>
+            <w:r>
+              <w:rPr>
+                <w:rFonts w:ascii="Arial" w:eastAsia="Arial" w:hAnsi="Arial" w:cs="Arial"/>
+                <w:sz w:val="15"/>
+                <w:highlight w:val="cyan"/>
               </w:rPr>
               <w:t>[1, 2, 3, 4]</w:t>
             </w:r>
@@ -6054,10 +6070,16 @@
             </w:tcBorders>
           </w:tcPr>
           <w:p>
-            <w:r>
-              <w:rPr>
-                <w:rFonts w:ascii="Arial" w:eastAsia="Arial" w:hAnsi="Arial" w:cs="Arial"/>
-                <w:sz w:val="15"/>
+            <w:pPr>
+              <w:rPr>
+                <w:highlight w:val="cyan"/>
+              </w:rPr>
+            </w:pPr>
+            <w:r>
+              <w:rPr>
+                <w:rFonts w:ascii="Arial" w:eastAsia="Arial" w:hAnsi="Arial" w:cs="Arial"/>
+                <w:sz w:val="15"/>
+                <w:highlight w:val="cyan"/>
               </w:rPr>
               <w:t>[24, 12, 8, 6]</w:t>
             </w:r>
@@ -6239,6 +6261,8 @@
       <w:r>
         <w:t>+</w:t>
       </w:r>
+      <w:bookmarkStart w:id="0" w:name="_GoBack"/>
+      <w:bookmarkEnd w:id="0"/>
     </w:p>
     <w:sectPr>
       <w:pgSz w:w="11906" w:h="16838"/>
